--- a/docs/answers/as-multivariatechainrule.docx
+++ b/docs/answers/as-multivariatechainrule.docx
@@ -52,7 +52,7 @@
         </w:rPr>
         <w:t xml:space="preserve"> </w:t>
       </w:r>
-      <w:hyperlink r:id="rId20">
+      <w:hyperlink r:id="rId9">
         <w:r>
           <w:rPr>
             <w:rStyle w:val="Hyperlink"/>
@@ -82,7 +82,7 @@
         <w:t xml:space="preserve">Please attempt the questions before reading these answers!</w:t>
       </w:r>
     </w:p>
-    <w:bookmarkStart w:id="21" w:name="q1"/>
+    <w:bookmarkStart w:id="10" w:name="q1"/>
     <w:p>
       <w:pPr>
         <w:pStyle w:val="Heading2"/>
@@ -161,6 +161,410 @@
             <m:sty m:val="p"/>
           </m:rPr>
           <m:t>sin</m:t>
+        </m:r>
+        <m:r>
+          <m:rPr>
+            <m:sty m:val="p"/>
+          </m:rPr>
+          <m:t>(</m:t>
+        </m:r>
+        <m:r>
+          <m:t>t</m:t>
+        </m:r>
+        <m:r>
+          <m:rPr>
+            <m:sty m:val="p"/>
+          </m:rPr>
+          <m:t>)</m:t>
+        </m:r>
+        <m:r>
+          <m:rPr>
+            <m:sty m:val="p"/>
+          </m:rPr>
+          <m:t>(</m:t>
+        </m:r>
+        <m:r>
+          <m:rPr>
+            <m:sty m:val="p"/>
+          </m:rPr>
+          <m:t>cos</m:t>
+        </m:r>
+        <m:r>
+          <m:rPr>
+            <m:sty m:val="p"/>
+          </m:rPr>
+          <m:t>(</m:t>
+        </m:r>
+        <m:r>
+          <m:t>t</m:t>
+        </m:r>
+        <m:r>
+          <m:rPr>
+            <m:sty m:val="p"/>
+          </m:rPr>
+          <m:t>)</m:t>
+        </m:r>
+        <m:r>
+          <m:rPr>
+            <m:sty m:val="p"/>
+          </m:rPr>
+          <m:t>+</m:t>
+        </m:r>
+        <m:r>
+          <m:rPr>
+            <m:sty m:val="p"/>
+          </m:rPr>
+          <m:t>sin</m:t>
+        </m:r>
+        <m:r>
+          <m:rPr>
+            <m:sty m:val="p"/>
+          </m:rPr>
+          <m:t>(</m:t>
+        </m:r>
+        <m:r>
+          <m:t>t</m:t>
+        </m:r>
+        <m:r>
+          <m:rPr>
+            <m:sty m:val="p"/>
+          </m:rPr>
+          <m:t>)</m:t>
+        </m:r>
+        <m:r>
+          <m:rPr>
+            <m:sty m:val="p"/>
+          </m:rPr>
+          <m:t>)</m:t>
+        </m:r>
+      </m:oMath>
+      <w:r>
+        <w:t xml:space="preserve">.</w:t>
+      </w:r>
+    </w:p>
+    <w:p>
+      <w:pPr>
+        <w:pStyle w:val="BodyText"/>
+      </w:pPr>
+      <w:r>
+        <w:t xml:space="preserve">1.2.</w:t>
+      </w:r>
+      <w:r>
+        <w:t xml:space="preserve"> </w:t>
+      </w:r>
+      <m:oMath>
+        <m:r>
+          <m:t> </m:t>
+        </m:r>
+        <m:f>
+          <m:fPr>
+            <m:type m:val="bar"/>
+          </m:fPr>
+          <m:num>
+            <m:r>
+              <m:rPr>
+                <m:sty m:val="p"/>
+              </m:rPr>
+              <m:t>d</m:t>
+            </m:r>
+            <m:r>
+              <m:t>z</m:t>
+            </m:r>
+          </m:num>
+          <m:den>
+            <m:r>
+              <m:rPr>
+                <m:sty m:val="p"/>
+              </m:rPr>
+              <m:t>d</m:t>
+            </m:r>
+            <m:r>
+              <m:t>t</m:t>
+            </m:r>
+          </m:den>
+        </m:f>
+        <m:r>
+          <m:rPr>
+            <m:sty m:val="p"/>
+          </m:rPr>
+          <m:t>=</m:t>
+        </m:r>
+        <m:f>
+          <m:fPr>
+            <m:type m:val="bar"/>
+          </m:fPr>
+          <m:num>
+            <m:r>
+              <m:t>3</m:t>
+            </m:r>
+          </m:num>
+          <m:den>
+            <m:r>
+              <m:t>t</m:t>
+            </m:r>
+          </m:den>
+        </m:f>
+        <m:r>
+          <m:rPr>
+            <m:sty m:val="p"/>
+          </m:rPr>
+          <m:t>−</m:t>
+        </m:r>
+        <m:r>
+          <m:rPr>
+            <m:sty m:val="p"/>
+          </m:rPr>
+          <m:t>tan</m:t>
+        </m:r>
+        <m:r>
+          <m:rPr>
+            <m:sty m:val="p"/>
+          </m:rPr>
+          <m:t>(</m:t>
+        </m:r>
+        <m:r>
+          <m:t>t</m:t>
+        </m:r>
+        <m:r>
+          <m:rPr>
+            <m:sty m:val="p"/>
+          </m:rPr>
+          <m:t>)</m:t>
+        </m:r>
+      </m:oMath>
+      <w:r>
+        <w:t xml:space="preserve">.</w:t>
+      </w:r>
+    </w:p>
+    <w:p>
+      <w:pPr>
+        <w:pStyle w:val="BodyText"/>
+      </w:pPr>
+      <w:r>
+        <w:t xml:space="preserve">1.3.</w:t>
+      </w:r>
+      <w:r>
+        <w:t xml:space="preserve"> </w:t>
+      </w:r>
+      <m:oMath>
+        <m:r>
+          <m:t> </m:t>
+        </m:r>
+        <m:f>
+          <m:fPr>
+            <m:type m:val="bar"/>
+          </m:fPr>
+          <m:num>
+            <m:r>
+              <m:rPr>
+                <m:sty m:val="p"/>
+              </m:rPr>
+              <m:t>d</m:t>
+            </m:r>
+            <m:r>
+              <m:t>z</m:t>
+            </m:r>
+          </m:num>
+          <m:den>
+            <m:r>
+              <m:rPr>
+                <m:sty m:val="p"/>
+              </m:rPr>
+              <m:t>d</m:t>
+            </m:r>
+            <m:r>
+              <m:t>t</m:t>
+            </m:r>
+          </m:den>
+        </m:f>
+        <m:r>
+          <m:rPr>
+            <m:sty m:val="p"/>
+          </m:rPr>
+          <m:t>=</m:t>
+        </m:r>
+        <m:f>
+          <m:fPr>
+            <m:type m:val="bar"/>
+          </m:fPr>
+          <m:num>
+            <m:r>
+              <m:t>3</m:t>
+            </m:r>
+          </m:num>
+          <m:den>
+            <m:r>
+              <m:t>2</m:t>
+            </m:r>
+          </m:den>
+        </m:f>
+        <m:rad>
+          <m:radPr>
+            <m:degHide m:val="on"/>
+          </m:radPr>
+          <m:deg/>
+          <m:e>
+            <m:r>
+              <m:t>t</m:t>
+            </m:r>
+          </m:e>
+        </m:rad>
+        <m:r>
+          <m:rPr>
+            <m:sty m:val="p"/>
+          </m:rPr>
+          <m:t>+</m:t>
+        </m:r>
+        <m:r>
+          <m:t>6</m:t>
+        </m:r>
+        <m:r>
+          <m:t>t</m:t>
+        </m:r>
+        <m:r>
+          <m:rPr>
+            <m:sty m:val="p"/>
+          </m:rPr>
+          <m:t>(</m:t>
+        </m:r>
+        <m:sSup>
+          <m:e>
+            <m:r>
+              <m:t>t</m:t>
+            </m:r>
+          </m:e>
+          <m:sup>
+            <m:r>
+              <m:t>2</m:t>
+            </m:r>
+          </m:sup>
+        </m:sSup>
+        <m:r>
+          <m:rPr>
+            <m:sty m:val="p"/>
+          </m:rPr>
+          <m:t>+</m:t>
+        </m:r>
+        <m:r>
+          <m:t>1</m:t>
+        </m:r>
+        <m:sSup>
+          <m:e>
+            <m:r>
+              <m:rPr>
+                <m:sty m:val="p"/>
+              </m:rPr>
+              <m:t>)</m:t>
+            </m:r>
+          </m:e>
+          <m:sup>
+            <m:r>
+              <m:t>2</m:t>
+            </m:r>
+          </m:sup>
+        </m:sSup>
+      </m:oMath>
+      <w:r>
+        <w:t xml:space="preserve">.</w:t>
+      </w:r>
+    </w:p>
+    <w:p>
+      <w:pPr>
+        <w:pStyle w:val="BodyText"/>
+      </w:pPr>
+      <w:r>
+        <w:t xml:space="preserve">1.4.</w:t>
+      </w:r>
+      <w:r>
+        <w:t xml:space="preserve"> </w:t>
+      </w:r>
+      <m:oMath>
+        <m:r>
+          <m:t> </m:t>
+        </m:r>
+        <m:f>
+          <m:fPr>
+            <m:type m:val="bar"/>
+          </m:fPr>
+          <m:num>
+            <m:r>
+              <m:rPr>
+                <m:sty m:val="p"/>
+              </m:rPr>
+              <m:t>d</m:t>
+            </m:r>
+            <m:r>
+              <m:t>z</m:t>
+            </m:r>
+          </m:num>
+          <m:den>
+            <m:r>
+              <m:rPr>
+                <m:sty m:val="p"/>
+              </m:rPr>
+              <m:t>d</m:t>
+            </m:r>
+            <m:r>
+              <m:t>t</m:t>
+            </m:r>
+          </m:den>
+        </m:f>
+        <m:r>
+          <m:rPr>
+            <m:sty m:val="p"/>
+          </m:rPr>
+          <m:t>=</m:t>
+        </m:r>
+        <m:r>
+          <m:rPr>
+            <m:sty m:val="p"/>
+          </m:rPr>
+          <m:t>exp</m:t>
+        </m:r>
+        <m:r>
+          <m:rPr>
+            <m:sty m:val="p"/>
+          </m:rPr>
+          <m:t>(</m:t>
+        </m:r>
+        <m:r>
+          <m:t>t</m:t>
+        </m:r>
+        <m:r>
+          <m:rPr>
+            <m:sty m:val="p"/>
+          </m:rPr>
+          <m:t>ln</m:t>
+        </m:r>
+        <m:r>
+          <m:rPr>
+            <m:sty m:val="p"/>
+          </m:rPr>
+          <m:t>(</m:t>
+        </m:r>
+        <m:r>
+          <m:t>t</m:t>
+        </m:r>
+        <m:r>
+          <m:rPr>
+            <m:sty m:val="p"/>
+          </m:rPr>
+          <m:t>+</m:t>
+        </m:r>
+        <m:r>
+          <m:t>1</m:t>
+        </m:r>
+        <m:r>
+          <m:rPr>
+            <m:sty m:val="p"/>
+          </m:rPr>
+          <m:t>)</m:t>
+        </m:r>
+        <m:r>
+          <m:rPr>
+            <m:sty m:val="p"/>
+          </m:rPr>
+          <m:t>)</m:t>
         </m:r>
         <m:d>
           <m:dPr>
@@ -171,37 +575,20 @@
           </m:dPr>
           <m:e>
             <m:r>
+              <m:rPr>
+                <m:sty m:val="p"/>
+              </m:rPr>
+              <m:t>ln</m:t>
+            </m:r>
+            <m:r>
+              <m:rPr>
+                <m:sty m:val="p"/>
+              </m:rPr>
+              <m:t>(</m:t>
+            </m:r>
+            <m:r>
               <m:t>t</m:t>
             </m:r>
-          </m:e>
-        </m:d>
-        <m:d>
-          <m:dPr>
-            <m:begChr m:val="("/>
-            <m:sepChr m:val=""/>
-            <m:endChr m:val=")"/>
-            <m:grow/>
-          </m:dPr>
-          <m:e>
-            <m:r>
-              <m:rPr>
-                <m:sty m:val="p"/>
-              </m:rPr>
-              <m:t>cos</m:t>
-            </m:r>
-            <m:d>
-              <m:dPr>
-                <m:begChr m:val="("/>
-                <m:sepChr m:val=""/>
-                <m:endChr m:val=")"/>
-                <m:grow/>
-              </m:dPr>
-              <m:e>
-                <m:r>
-                  <m:t>t</m:t>
-                </m:r>
-              </m:e>
-            </m:d>
             <m:r>
               <m:rPr>
                 <m:sty m:val="p"/>
@@ -209,383 +596,14 @@
               <m:t>+</m:t>
             </m:r>
             <m:r>
-              <m:rPr>
-                <m:sty m:val="p"/>
-              </m:rPr>
-              <m:t>sin</m:t>
-            </m:r>
-            <m:d>
-              <m:dPr>
-                <m:begChr m:val="("/>
-                <m:sepChr m:val=""/>
-                <m:endChr m:val=")"/>
-                <m:grow/>
-              </m:dPr>
-              <m:e>
-                <m:r>
-                  <m:t>t</m:t>
-                </m:r>
-              </m:e>
-            </m:d>
-          </m:e>
-        </m:d>
-      </m:oMath>
-      <w:r>
-        <w:t xml:space="preserve">.</w:t>
-      </w:r>
-    </w:p>
-    <w:p>
-      <w:pPr>
-        <w:pStyle w:val="BodyText"/>
-      </w:pPr>
-      <w:r>
-        <w:t xml:space="preserve">1.2.</w:t>
-      </w:r>
-      <w:r>
-        <w:t xml:space="preserve"> </w:t>
-      </w:r>
-      <m:oMath>
-        <m:r>
-          <m:t> </m:t>
-        </m:r>
-        <m:f>
-          <m:fPr>
-            <m:type m:val="bar"/>
-          </m:fPr>
-          <m:num>
-            <m:r>
-              <m:rPr>
-                <m:sty m:val="p"/>
-              </m:rPr>
-              <m:t>d</m:t>
-            </m:r>
-            <m:r>
-              <m:t>z</m:t>
-            </m:r>
-          </m:num>
-          <m:den>
-            <m:r>
-              <m:rPr>
-                <m:sty m:val="p"/>
-              </m:rPr>
-              <m:t>d</m:t>
-            </m:r>
-            <m:r>
-              <m:t>t</m:t>
-            </m:r>
-          </m:den>
-        </m:f>
-        <m:r>
-          <m:rPr>
-            <m:sty m:val="p"/>
-          </m:rPr>
-          <m:t>=</m:t>
-        </m:r>
-        <m:f>
-          <m:fPr>
-            <m:type m:val="bar"/>
-          </m:fPr>
-          <m:num>
-            <m:r>
-              <m:t>3</m:t>
-            </m:r>
-          </m:num>
-          <m:den>
-            <m:r>
-              <m:t>t</m:t>
-            </m:r>
-          </m:den>
-        </m:f>
-        <m:r>
-          <m:rPr>
-            <m:sty m:val="p"/>
-          </m:rPr>
-          <m:t>−</m:t>
-        </m:r>
-        <m:r>
-          <m:rPr>
-            <m:sty m:val="p"/>
-          </m:rPr>
-          <m:t>tan</m:t>
-        </m:r>
-        <m:d>
-          <m:dPr>
-            <m:begChr m:val="("/>
-            <m:sepChr m:val=""/>
-            <m:endChr m:val=")"/>
-            <m:grow/>
-          </m:dPr>
-          <m:e>
-            <m:r>
-              <m:t>t</m:t>
-            </m:r>
-          </m:e>
-        </m:d>
-      </m:oMath>
-      <w:r>
-        <w:t xml:space="preserve">.</w:t>
-      </w:r>
-    </w:p>
-    <w:p>
-      <w:pPr>
-        <w:pStyle w:val="BodyText"/>
-      </w:pPr>
-      <w:r>
-        <w:t xml:space="preserve">1.3.</w:t>
-      </w:r>
-      <w:r>
-        <w:t xml:space="preserve"> </w:t>
-      </w:r>
-      <m:oMath>
-        <m:r>
-          <m:t> </m:t>
-        </m:r>
-        <m:f>
-          <m:fPr>
-            <m:type m:val="bar"/>
-          </m:fPr>
-          <m:num>
-            <m:r>
-              <m:rPr>
-                <m:sty m:val="p"/>
-              </m:rPr>
-              <m:t>d</m:t>
-            </m:r>
-            <m:r>
-              <m:t>z</m:t>
-            </m:r>
-          </m:num>
-          <m:den>
-            <m:r>
-              <m:rPr>
-                <m:sty m:val="p"/>
-              </m:rPr>
-              <m:t>d</m:t>
-            </m:r>
-            <m:r>
-              <m:t>t</m:t>
-            </m:r>
-          </m:den>
-        </m:f>
-        <m:r>
-          <m:rPr>
-            <m:sty m:val="p"/>
-          </m:rPr>
-          <m:t>=</m:t>
-        </m:r>
-        <m:f>
-          <m:fPr>
-            <m:type m:val="bar"/>
-          </m:fPr>
-          <m:num>
-            <m:r>
-              <m:t>3</m:t>
-            </m:r>
-          </m:num>
-          <m:den>
-            <m:r>
-              <m:t>2</m:t>
-            </m:r>
-          </m:den>
-        </m:f>
-        <m:rad>
-          <m:radPr>
-            <m:degHide m:val="on"/>
-          </m:radPr>
-          <m:deg/>
-          <m:e>
-            <m:r>
-              <m:t>t</m:t>
-            </m:r>
-          </m:e>
-        </m:rad>
-        <m:r>
-          <m:rPr>
-            <m:sty m:val="p"/>
-          </m:rPr>
-          <m:t>+</m:t>
-        </m:r>
-        <m:r>
-          <m:t>6</m:t>
-        </m:r>
-        <m:r>
-          <m:t>t</m:t>
-        </m:r>
-        <m:sSup>
-          <m:e>
-            <m:d>
-              <m:dPr>
-                <m:begChr m:val="("/>
-                <m:sepChr m:val=""/>
-                <m:endChr m:val=")"/>
-                <m:grow/>
-              </m:dPr>
-              <m:e>
-                <m:sSup>
-                  <m:e>
-                    <m:r>
-                      <m:t>t</m:t>
-                    </m:r>
-                  </m:e>
-                  <m:sup>
-                    <m:r>
-                      <m:t>2</m:t>
-                    </m:r>
-                  </m:sup>
-                </m:sSup>
-                <m:r>
-                  <m:rPr>
-                    <m:sty m:val="p"/>
-                  </m:rPr>
-                  <m:t>+</m:t>
-                </m:r>
-                <m:r>
-                  <m:t>1</m:t>
-                </m:r>
-              </m:e>
-            </m:d>
-          </m:e>
-          <m:sup>
-            <m:r>
-              <m:t>2</m:t>
-            </m:r>
-          </m:sup>
-        </m:sSup>
-      </m:oMath>
-      <w:r>
-        <w:t xml:space="preserve">.</w:t>
-      </w:r>
-    </w:p>
-    <w:p>
-      <w:pPr>
-        <w:pStyle w:val="BodyText"/>
-      </w:pPr>
-      <w:r>
-        <w:t xml:space="preserve">1.4.</w:t>
-      </w:r>
-      <w:r>
-        <w:t xml:space="preserve"> </w:t>
-      </w:r>
-      <m:oMath>
-        <m:r>
-          <m:t> </m:t>
-        </m:r>
-        <m:f>
-          <m:fPr>
-            <m:type m:val="bar"/>
-          </m:fPr>
-          <m:num>
-            <m:r>
-              <m:rPr>
-                <m:sty m:val="p"/>
-              </m:rPr>
-              <m:t>d</m:t>
-            </m:r>
-            <m:r>
-              <m:t>z</m:t>
-            </m:r>
-          </m:num>
-          <m:den>
-            <m:r>
-              <m:rPr>
-                <m:sty m:val="p"/>
-              </m:rPr>
-              <m:t>d</m:t>
-            </m:r>
-            <m:r>
-              <m:t>t</m:t>
-            </m:r>
-          </m:den>
-        </m:f>
-        <m:r>
-          <m:rPr>
-            <m:sty m:val="p"/>
-          </m:rPr>
-          <m:t>=</m:t>
-        </m:r>
-        <m:r>
-          <m:rPr>
-            <m:sty m:val="p"/>
-          </m:rPr>
-          <m:t>exp</m:t>
-        </m:r>
-        <m:d>
-          <m:dPr>
-            <m:begChr m:val="("/>
-            <m:sepChr m:val=""/>
-            <m:endChr m:val=")"/>
-            <m:grow/>
-          </m:dPr>
-          <m:e>
-            <m:r>
-              <m:t>t</m:t>
-            </m:r>
-            <m:r>
-              <m:rPr>
-                <m:sty m:val="p"/>
-              </m:rPr>
-              <m:t>ln</m:t>
-            </m:r>
-            <m:d>
-              <m:dPr>
-                <m:begChr m:val="("/>
-                <m:sepChr m:val=""/>
-                <m:endChr m:val=")"/>
-                <m:grow/>
-              </m:dPr>
-              <m:e>
-                <m:r>
-                  <m:t>t</m:t>
-                </m:r>
-                <m:r>
-                  <m:rPr>
-                    <m:sty m:val="p"/>
-                  </m:rPr>
-                  <m:t>+</m:t>
-                </m:r>
-                <m:r>
-                  <m:t>1</m:t>
-                </m:r>
-              </m:e>
-            </m:d>
-          </m:e>
-        </m:d>
-        <m:d>
-          <m:dPr>
-            <m:begChr m:val="("/>
-            <m:sepChr m:val=""/>
-            <m:endChr m:val=")"/>
-            <m:grow/>
-          </m:dPr>
-          <m:e>
-            <m:r>
-              <m:rPr>
-                <m:sty m:val="p"/>
-              </m:rPr>
-              <m:t>ln</m:t>
-            </m:r>
-            <m:d>
-              <m:dPr>
-                <m:begChr m:val="("/>
-                <m:sepChr m:val=""/>
-                <m:endChr m:val=")"/>
-                <m:grow/>
-              </m:dPr>
-              <m:e>
-                <m:r>
-                  <m:t>t</m:t>
-                </m:r>
-                <m:r>
-                  <m:rPr>
-                    <m:sty m:val="p"/>
-                  </m:rPr>
-                  <m:t>+</m:t>
-                </m:r>
-                <m:r>
-                  <m:t>1</m:t>
-                </m:r>
-              </m:e>
-            </m:d>
+              <m:t>1</m:t>
+            </m:r>
+            <m:r>
+              <m:rPr>
+                <m:sty m:val="p"/>
+              </m:rPr>
+              <m:t>)</m:t>
+            </m:r>
             <m:r>
               <m:rPr>
                 <m:sty m:val="p"/>
@@ -624,30 +642,32 @@
           </m:rPr>
           <m:t>=</m:t>
         </m:r>
+        <m:r>
+          <m:rPr>
+            <m:sty m:val="p"/>
+          </m:rPr>
+          <m:t>(</m:t>
+        </m:r>
+        <m:r>
+          <m:t>t</m:t>
+        </m:r>
+        <m:r>
+          <m:rPr>
+            <m:sty m:val="p"/>
+          </m:rPr>
+          <m:t>+</m:t>
+        </m:r>
+        <m:r>
+          <m:t>1</m:t>
+        </m:r>
         <m:sSup>
           <m:e>
-            <m:d>
-              <m:dPr>
-                <m:begChr m:val="("/>
-                <m:sepChr m:val=""/>
-                <m:endChr m:val=")"/>
-                <m:grow/>
-              </m:dPr>
-              <m:e>
-                <m:r>
-                  <m:t>t</m:t>
-                </m:r>
-                <m:r>
-                  <m:rPr>
-                    <m:sty m:val="p"/>
-                  </m:rPr>
-                  <m:t>+</m:t>
-                </m:r>
-                <m:r>
-                  <m:t>1</m:t>
-                </m:r>
-              </m:e>
-            </m:d>
+            <m:r>
+              <m:rPr>
+                <m:sty m:val="p"/>
+              </m:rPr>
+              <m:t>)</m:t>
+            </m:r>
           </m:e>
           <m:sup>
             <m:r>
@@ -669,28 +689,30 @@
               </m:rPr>
               <m:t>ln</m:t>
             </m:r>
-            <m:d>
-              <m:dPr>
-                <m:begChr m:val="("/>
-                <m:sepChr m:val=""/>
-                <m:endChr m:val=")"/>
-                <m:grow/>
-              </m:dPr>
-              <m:e>
-                <m:r>
-                  <m:t>t</m:t>
-                </m:r>
-                <m:r>
-                  <m:rPr>
-                    <m:sty m:val="p"/>
-                  </m:rPr>
-                  <m:t>+</m:t>
-                </m:r>
-                <m:r>
-                  <m:t>1</m:t>
-                </m:r>
-              </m:e>
-            </m:d>
+            <m:r>
+              <m:rPr>
+                <m:sty m:val="p"/>
+              </m:rPr>
+              <m:t>(</m:t>
+            </m:r>
+            <m:r>
+              <m:t>t</m:t>
+            </m:r>
+            <m:r>
+              <m:rPr>
+                <m:sty m:val="p"/>
+              </m:rPr>
+              <m:t>+</m:t>
+            </m:r>
+            <m:r>
+              <m:t>1</m:t>
+            </m:r>
+            <m:r>
+              <m:rPr>
+                <m:sty m:val="p"/>
+              </m:rPr>
+              <m:t>)</m:t>
+            </m:r>
             <m:r>
               <m:rPr>
                 <m:sty m:val="p"/>
@@ -787,19 +809,21 @@
           </m:rPr>
           <m:t>cos</m:t>
         </m:r>
-        <m:d>
-          <m:dPr>
-            <m:begChr m:val="("/>
-            <m:sepChr m:val=""/>
-            <m:endChr m:val=")"/>
-            <m:grow/>
-          </m:dPr>
-          <m:e>
-            <m:r>
-              <m:t>t</m:t>
-            </m:r>
-          </m:e>
-        </m:d>
+        <m:r>
+          <m:rPr>
+            <m:sty m:val="p"/>
+          </m:rPr>
+          <m:t>(</m:t>
+        </m:r>
+        <m:r>
+          <m:t>t</m:t>
+        </m:r>
+        <m:r>
+          <m:rPr>
+            <m:sty m:val="p"/>
+          </m:rPr>
+          <m:t>)</m:t>
+        </m:r>
         <m:sSup>
           <m:e>
             <m:r>
@@ -815,28 +839,30 @@
             </m:r>
           </m:sup>
         </m:sSup>
-        <m:d>
-          <m:dPr>
-            <m:begChr m:val="("/>
-            <m:sepChr m:val=""/>
-            <m:endChr m:val=")"/>
-            <m:grow/>
-          </m:dPr>
+        <m:r>
+          <m:rPr>
+            <m:sty m:val="p"/>
+          </m:rPr>
+          <m:t>(</m:t>
+        </m:r>
+        <m:sSup>
           <m:e>
-            <m:sSup>
-              <m:e>
-                <m:r>
-                  <m:t>t</m:t>
-                </m:r>
-              </m:e>
-              <m:sup>
-                <m:r>
-                  <m:t>2</m:t>
-                </m:r>
-              </m:sup>
-            </m:sSup>
+            <m:r>
+              <m:t>t</m:t>
+            </m:r>
           </m:e>
-        </m:d>
+          <m:sup>
+            <m:r>
+              <m:t>2</m:t>
+            </m:r>
+          </m:sup>
+        </m:sSup>
+        <m:r>
+          <m:rPr>
+            <m:sty m:val="p"/>
+          </m:rPr>
+          <m:t>)</m:t>
+        </m:r>
         <m:r>
           <m:rPr>
             <m:sty m:val="p"/>
@@ -849,47 +875,51 @@
           </m:rPr>
           <m:t>sin</m:t>
         </m:r>
-        <m:d>
-          <m:dPr>
-            <m:begChr m:val="("/>
-            <m:sepChr m:val=""/>
-            <m:endChr m:val=")"/>
-            <m:grow/>
-          </m:dPr>
+        <m:r>
+          <m:rPr>
+            <m:sty m:val="p"/>
+          </m:rPr>
+          <m:t>(</m:t>
+        </m:r>
+        <m:r>
+          <m:t>t</m:t>
+        </m:r>
+        <m:r>
+          <m:rPr>
+            <m:sty m:val="p"/>
+          </m:rPr>
+          <m:t>)</m:t>
+        </m:r>
+        <m:r>
+          <m:rPr>
+            <m:sty m:val="p"/>
+          </m:rPr>
+          <m:t>tan</m:t>
+        </m:r>
+        <m:r>
+          <m:rPr>
+            <m:sty m:val="p"/>
+          </m:rPr>
+          <m:t>(</m:t>
+        </m:r>
+        <m:sSup>
           <m:e>
             <m:r>
               <m:t>t</m:t>
             </m:r>
           </m:e>
-        </m:d>
-        <m:r>
-          <m:rPr>
-            <m:sty m:val="p"/>
-          </m:rPr>
-          <m:t>tan</m:t>
-        </m:r>
-        <m:d>
-          <m:dPr>
-            <m:begChr m:val="("/>
-            <m:sepChr m:val=""/>
-            <m:endChr m:val=")"/>
-            <m:grow/>
-          </m:dPr>
-          <m:e>
-            <m:sSup>
-              <m:e>
-                <m:r>
-                  <m:t>t</m:t>
-                </m:r>
-              </m:e>
-              <m:sup>
-                <m:r>
-                  <m:t>2</m:t>
-                </m:r>
-              </m:sup>
-            </m:sSup>
-          </m:e>
-        </m:d>
+          <m:sup>
+            <m:r>
+              <m:t>2</m:t>
+            </m:r>
+          </m:sup>
+        </m:sSup>
+        <m:r>
+          <m:rPr>
+            <m:sty m:val="p"/>
+          </m:rPr>
+          <m:t>)</m:t>
+        </m:r>
       </m:oMath>
       <w:r>
         <w:t xml:space="preserve">.</w:t>
@@ -951,81 +981,87 @@
           </m:rPr>
           <m:t>cos</m:t>
         </m:r>
-        <m:d>
-          <m:dPr>
-            <m:begChr m:val="("/>
-            <m:sepChr m:val=""/>
-            <m:endChr m:val=")"/>
-            <m:grow/>
-          </m:dPr>
+        <m:r>
+          <m:rPr>
+            <m:sty m:val="p"/>
+          </m:rPr>
+          <m:t>(</m:t>
+        </m:r>
+        <m:r>
+          <m:t>t</m:t>
+        </m:r>
+        <m:r>
+          <m:rPr>
+            <m:sty m:val="p"/>
+          </m:rPr>
+          <m:t>)</m:t>
+        </m:r>
+        <m:r>
+          <m:rPr>
+            <m:sty m:val="p"/>
+          </m:rPr>
+          <m:t>(</m:t>
+        </m:r>
+        <m:r>
+          <m:t>2</m:t>
+        </m:r>
+        <m:r>
+          <m:t>t</m:t>
+        </m:r>
+        <m:r>
+          <m:rPr>
+            <m:sty m:val="p"/>
+          </m:rPr>
+          <m:t>−</m:t>
+        </m:r>
+        <m:r>
+          <m:t>1</m:t>
+        </m:r>
+        <m:r>
+          <m:rPr>
+            <m:sty m:val="p"/>
+          </m:rPr>
+          <m:t>+</m:t>
+        </m:r>
+        <m:r>
+          <m:t>25</m:t>
+        </m:r>
+        <m:sSup>
           <m:e>
             <m:r>
-              <m:t>t</m:t>
+              <m:rPr>
+                <m:sty m:val="p"/>
+              </m:rPr>
+              <m:t>sin</m:t>
             </m:r>
           </m:e>
-        </m:d>
-        <m:d>
-          <m:dPr>
-            <m:begChr m:val="("/>
-            <m:sepChr m:val=""/>
-            <m:endChr m:val=")"/>
-            <m:grow/>
-          </m:dPr>
-          <m:e>
+          <m:sup>
             <m:r>
               <m:t>2</m:t>
             </m:r>
-            <m:r>
-              <m:t>t</m:t>
-            </m:r>
-            <m:r>
-              <m:rPr>
-                <m:sty m:val="p"/>
-              </m:rPr>
-              <m:t>−</m:t>
-            </m:r>
-            <m:r>
-              <m:t>1</m:t>
-            </m:r>
-            <m:r>
-              <m:rPr>
-                <m:sty m:val="p"/>
-              </m:rPr>
-              <m:t>+</m:t>
-            </m:r>
-            <m:r>
-              <m:t>25</m:t>
-            </m:r>
-            <m:sSup>
-              <m:e>
-                <m:r>
-                  <m:rPr>
-                    <m:sty m:val="p"/>
-                  </m:rPr>
-                  <m:t>sin</m:t>
-                </m:r>
-              </m:e>
-              <m:sup>
-                <m:r>
-                  <m:t>2</m:t>
-                </m:r>
-              </m:sup>
-            </m:sSup>
-            <m:d>
-              <m:dPr>
-                <m:begChr m:val="("/>
-                <m:sepChr m:val=""/>
-                <m:endChr m:val=")"/>
-                <m:grow/>
-              </m:dPr>
-              <m:e>
-                <m:r>
-                  <m:t>t</m:t>
-                </m:r>
-              </m:e>
-            </m:d>
-          </m:e>
-        </m:d>
+          </m:sup>
+        </m:sSup>
+        <m:r>
+          <m:rPr>
+            <m:sty m:val="p"/>
+          </m:rPr>
+          <m:t>(</m:t>
+        </m:r>
+        <m:r>
+          <m:t>t</m:t>
+        </m:r>
+        <m:r>
+          <m:rPr>
+            <m:sty m:val="p"/>
+          </m:rPr>
+          <m:t>)</m:t>
+        </m:r>
+        <m:r>
+          <m:rPr>
+            <m:sty m:val="p"/>
+          </m:rPr>
+          <m:t>)</m:t>
+        </m:r>
         <m:r>
           <m:rPr>
             <m:sty m:val="p"/>
@@ -1062,19 +1098,21 @@
           </m:rPr>
           <m:t>sin</m:t>
         </m:r>
-        <m:d>
-          <m:dPr>
-            <m:begChr m:val="("/>
-            <m:sepChr m:val=""/>
-            <m:endChr m:val=")"/>
-            <m:grow/>
-          </m:dPr>
-          <m:e>
-            <m:r>
-              <m:t>t</m:t>
-            </m:r>
-          </m:e>
-        </m:d>
+        <m:r>
+          <m:rPr>
+            <m:sty m:val="p"/>
+          </m:rPr>
+          <m:t>(</m:t>
+        </m:r>
+        <m:r>
+          <m:t>t</m:t>
+        </m:r>
+        <m:r>
+          <m:rPr>
+            <m:sty m:val="p"/>
+          </m:rPr>
+          <m:t>)</m:t>
+        </m:r>
       </m:oMath>
       <w:r>
         <w:t xml:space="preserve">.</w:t>
@@ -1188,30 +1226,32 @@
             </m:r>
           </m:num>
           <m:den>
+            <m:r>
+              <m:rPr>
+                <m:sty m:val="p"/>
+              </m:rPr>
+              <m:t>(</m:t>
+            </m:r>
+            <m:r>
+              <m:t>t</m:t>
+            </m:r>
+            <m:r>
+              <m:rPr>
+                <m:sty m:val="p"/>
+              </m:rPr>
+              <m:t>−</m:t>
+            </m:r>
+            <m:r>
+              <m:t>2</m:t>
+            </m:r>
             <m:sSup>
               <m:e>
-                <m:d>
-                  <m:dPr>
-                    <m:begChr m:val="("/>
-                    <m:sepChr m:val=""/>
-                    <m:endChr m:val=")"/>
-                    <m:grow/>
-                  </m:dPr>
-                  <m:e>
-                    <m:r>
-                      <m:t>t</m:t>
-                    </m:r>
-                    <m:r>
-                      <m:rPr>
-                        <m:sty m:val="p"/>
-                      </m:rPr>
-                      <m:t>−</m:t>
-                    </m:r>
-                    <m:r>
-                      <m:t>2</m:t>
-                    </m:r>
-                  </m:e>
-                </m:d>
+                <m:r>
+                  <m:rPr>
+                    <m:sty m:val="p"/>
+                  </m:rPr>
+                  <m:t>)</m:t>
+                </m:r>
               </m:e>
               <m:sup>
                 <m:r>
@@ -1267,30 +1307,32 @@
             </m:r>
           </m:num>
           <m:den>
+            <m:r>
+              <m:rPr>
+                <m:sty m:val="p"/>
+              </m:rPr>
+              <m:t>(</m:t>
+            </m:r>
+            <m:r>
+              <m:t>t</m:t>
+            </m:r>
+            <m:r>
+              <m:rPr>
+                <m:sty m:val="p"/>
+              </m:rPr>
+              <m:t>−</m:t>
+            </m:r>
+            <m:r>
+              <m:t>2</m:t>
+            </m:r>
             <m:sSup>
               <m:e>
-                <m:d>
-                  <m:dPr>
-                    <m:begChr m:val="("/>
-                    <m:sepChr m:val=""/>
-                    <m:endChr m:val=")"/>
-                    <m:grow/>
-                  </m:dPr>
-                  <m:e>
-                    <m:r>
-                      <m:t>t</m:t>
-                    </m:r>
-                    <m:r>
-                      <m:rPr>
-                        <m:sty m:val="p"/>
-                      </m:rPr>
-                      <m:t>−</m:t>
-                    </m:r>
-                    <m:r>
-                      <m:t>2</m:t>
-                    </m:r>
-                  </m:e>
-                </m:d>
+                <m:r>
+                  <m:rPr>
+                    <m:sty m:val="p"/>
+                  </m:rPr>
+                  <m:t>)</m:t>
+                </m:r>
               </m:e>
               <m:sup>
                 <m:r>
@@ -1431,92 +1473,96 @@
             </m:r>
           </m:sup>
         </m:sSup>
-        <m:d>
-          <m:dPr>
-            <m:begChr m:val="("/>
-            <m:sepChr m:val=""/>
-            <m:endChr m:val=")"/>
-            <m:grow/>
-          </m:dPr>
+        <m:r>
+          <m:rPr>
+            <m:sty m:val="p"/>
+          </m:rPr>
+          <m:t>(</m:t>
+        </m:r>
+        <m:sSup>
           <m:e>
-            <m:sSup>
-              <m:e>
-                <m:r>
-                  <m:t>t</m:t>
-                </m:r>
-              </m:e>
-              <m:sup>
-                <m:r>
-                  <m:t>4</m:t>
-                </m:r>
-              </m:sup>
-            </m:sSup>
-            <m:r>
-              <m:rPr>
-                <m:sty m:val="p"/>
-              </m:rPr>
-              <m:t>+</m:t>
-            </m:r>
-            <m:r>
-              <m:t>6</m:t>
-            </m:r>
-            <m:sSup>
-              <m:e>
-                <m:r>
-                  <m:t>t</m:t>
-                </m:r>
-              </m:e>
-              <m:sup>
-                <m:r>
-                  <m:t>3</m:t>
-                </m:r>
-              </m:sup>
-            </m:sSup>
-            <m:r>
-              <m:rPr>
-                <m:sty m:val="p"/>
-              </m:rPr>
-              <m:t>+</m:t>
-            </m:r>
-            <m:sSup>
-              <m:e>
-                <m:r>
-                  <m:t>e</m:t>
-                </m:r>
-              </m:e>
-              <m:sup>
-                <m:r>
-                  <m:t>t</m:t>
-                </m:r>
-              </m:sup>
-            </m:sSup>
-            <m:d>
-              <m:dPr>
-                <m:begChr m:val="("/>
-                <m:sepChr m:val=""/>
-                <m:endChr m:val=")"/>
-                <m:grow/>
-              </m:dPr>
-              <m:e>
-                <m:r>
-                  <m:t>2</m:t>
-                </m:r>
-                <m:r>
-                  <m:t>t</m:t>
-                </m:r>
-                <m:r>
-                  <m:rPr>
-                    <m:sty m:val="p"/>
-                  </m:rPr>
-                  <m:t>+</m:t>
-                </m:r>
-                <m:r>
-                  <m:t>3</m:t>
-                </m:r>
-              </m:e>
-            </m:d>
+            <m:r>
+              <m:t>t</m:t>
+            </m:r>
           </m:e>
-        </m:d>
+          <m:sup>
+            <m:r>
+              <m:t>4</m:t>
+            </m:r>
+          </m:sup>
+        </m:sSup>
+        <m:r>
+          <m:rPr>
+            <m:sty m:val="p"/>
+          </m:rPr>
+          <m:t>+</m:t>
+        </m:r>
+        <m:r>
+          <m:t>6</m:t>
+        </m:r>
+        <m:sSup>
+          <m:e>
+            <m:r>
+              <m:t>t</m:t>
+            </m:r>
+          </m:e>
+          <m:sup>
+            <m:r>
+              <m:t>3</m:t>
+            </m:r>
+          </m:sup>
+        </m:sSup>
+        <m:r>
+          <m:rPr>
+            <m:sty m:val="p"/>
+          </m:rPr>
+          <m:t>+</m:t>
+        </m:r>
+        <m:sSup>
+          <m:e>
+            <m:r>
+              <m:t>e</m:t>
+            </m:r>
+          </m:e>
+          <m:sup>
+            <m:r>
+              <m:t>t</m:t>
+            </m:r>
+          </m:sup>
+        </m:sSup>
+        <m:r>
+          <m:rPr>
+            <m:sty m:val="p"/>
+          </m:rPr>
+          <m:t>(</m:t>
+        </m:r>
+        <m:r>
+          <m:t>2</m:t>
+        </m:r>
+        <m:r>
+          <m:t>t</m:t>
+        </m:r>
+        <m:r>
+          <m:rPr>
+            <m:sty m:val="p"/>
+          </m:rPr>
+          <m:t>+</m:t>
+        </m:r>
+        <m:r>
+          <m:t>3</m:t>
+        </m:r>
+        <m:r>
+          <m:rPr>
+            <m:sty m:val="p"/>
+          </m:rPr>
+          <m:t>)</m:t>
+        </m:r>
+        <m:r>
+          <m:rPr>
+            <m:sty m:val="p"/>
+          </m:rPr>
+          <m:t>)</m:t>
+        </m:r>
       </m:oMath>
       <w:r>
         <w:t xml:space="preserve">.</w:t>
@@ -1611,28 +1657,30 @@
             </m:r>
           </m:sup>
         </m:sSup>
-        <m:d>
-          <m:dPr>
-            <m:begChr m:val="("/>
-            <m:sepChr m:val=""/>
-            <m:endChr m:val=")"/>
-            <m:grow/>
-          </m:dPr>
-          <m:e>
-            <m:r>
-              <m:t>2</m:t>
-            </m:r>
-            <m:r>
-              <m:rPr>
-                <m:sty m:val="p"/>
-              </m:rPr>
-              <m:t>−</m:t>
-            </m:r>
-            <m:r>
-              <m:t>t</m:t>
-            </m:r>
-          </m:e>
-        </m:d>
+        <m:r>
+          <m:rPr>
+            <m:sty m:val="p"/>
+          </m:rPr>
+          <m:t>(</m:t>
+        </m:r>
+        <m:r>
+          <m:t>2</m:t>
+        </m:r>
+        <m:r>
+          <m:rPr>
+            <m:sty m:val="p"/>
+          </m:rPr>
+          <m:t>−</m:t>
+        </m:r>
+        <m:r>
+          <m:t>t</m:t>
+        </m:r>
+        <m:r>
+          <m:rPr>
+            <m:sty m:val="p"/>
+          </m:rPr>
+          <m:t>)</m:t>
+        </m:r>
       </m:oMath>
       <w:r>
         <w:t xml:space="preserve">.</w:t>
@@ -1691,47 +1739,51 @@
         <m:r>
           <m:t>t</m:t>
         </m:r>
-        <m:d>
-          <m:dPr>
-            <m:begChr m:val="("/>
-            <m:sepChr m:val=""/>
-            <m:endChr m:val=")"/>
-            <m:grow/>
-          </m:dPr>
-          <m:e>
-            <m:r>
-              <m:t>2</m:t>
-            </m:r>
-            <m:r>
-              <m:rPr>
-                <m:sty m:val="p"/>
-              </m:rPr>
-              <m:t>ln</m:t>
-            </m:r>
-            <m:d>
-              <m:dPr>
-                <m:begChr m:val="("/>
-                <m:sepChr m:val=""/>
-                <m:endChr m:val=")"/>
-                <m:grow/>
-              </m:dPr>
-              <m:e>
-                <m:r>
-                  <m:t>t</m:t>
-                </m:r>
-              </m:e>
-            </m:d>
-            <m:r>
-              <m:rPr>
-                <m:sty m:val="p"/>
-              </m:rPr>
-              <m:t>+</m:t>
-            </m:r>
-            <m:r>
-              <m:t>1</m:t>
-            </m:r>
-          </m:e>
-        </m:d>
+        <m:r>
+          <m:rPr>
+            <m:sty m:val="p"/>
+          </m:rPr>
+          <m:t>(</m:t>
+        </m:r>
+        <m:r>
+          <m:t>2</m:t>
+        </m:r>
+        <m:r>
+          <m:rPr>
+            <m:sty m:val="p"/>
+          </m:rPr>
+          <m:t>ln</m:t>
+        </m:r>
+        <m:r>
+          <m:rPr>
+            <m:sty m:val="p"/>
+          </m:rPr>
+          <m:t>(</m:t>
+        </m:r>
+        <m:r>
+          <m:t>t</m:t>
+        </m:r>
+        <m:r>
+          <m:rPr>
+            <m:sty m:val="p"/>
+          </m:rPr>
+          <m:t>)</m:t>
+        </m:r>
+        <m:r>
+          <m:rPr>
+            <m:sty m:val="p"/>
+          </m:rPr>
+          <m:t>+</m:t>
+        </m:r>
+        <m:r>
+          <m:t>1</m:t>
+        </m:r>
+        <m:r>
+          <m:rPr>
+            <m:sty m:val="p"/>
+          </m:rPr>
+          <m:t>)</m:t>
+        </m:r>
       </m:oMath>
       <w:r>
         <w:t xml:space="preserve">.</w:t>
@@ -1787,143 +1839,153 @@
         <m:r>
           <m:t>3</m:t>
         </m:r>
-        <m:d>
-          <m:dPr>
-            <m:begChr m:val="("/>
-            <m:sepChr m:val=""/>
-            <m:endChr m:val=")"/>
-            <m:grow/>
-          </m:dPr>
+        <m:r>
+          <m:rPr>
+            <m:sty m:val="p"/>
+          </m:rPr>
+          <m:t>(</m:t>
+        </m:r>
+        <m:sSup>
           <m:e>
-            <m:sSup>
-              <m:e>
-                <m:r>
-                  <m:t>t</m:t>
-                </m:r>
-              </m:e>
-              <m:sup>
-                <m:r>
-                  <m:t>3</m:t>
-                </m:r>
-              </m:sup>
-            </m:sSup>
-            <m:r>
-              <m:rPr>
-                <m:sty m:val="p"/>
-              </m:rPr>
-              <m:t>+</m:t>
-            </m:r>
-            <m:r>
-              <m:t>1</m:t>
+            <m:r>
+              <m:t>t</m:t>
             </m:r>
           </m:e>
-        </m:d>
-        <m:d>
-          <m:dPr>
-            <m:begChr m:val="("/>
-            <m:sepChr m:val=""/>
-            <m:endChr m:val=")"/>
-            <m:grow/>
-          </m:dPr>
+          <m:sup>
+            <m:r>
+              <m:t>3</m:t>
+            </m:r>
+          </m:sup>
+        </m:sSup>
+        <m:r>
+          <m:rPr>
+            <m:sty m:val="p"/>
+          </m:rPr>
+          <m:t>+</m:t>
+        </m:r>
+        <m:r>
+          <m:t>1</m:t>
+        </m:r>
+        <m:r>
+          <m:rPr>
+            <m:sty m:val="p"/>
+          </m:rPr>
+          <m:t>)</m:t>
+        </m:r>
+        <m:r>
+          <m:rPr>
+            <m:sty m:val="p"/>
+          </m:rPr>
+          <m:t>(</m:t>
+        </m:r>
+        <m:r>
+          <m:t>2</m:t>
+        </m:r>
+        <m:sSup>
           <m:e>
             <m:r>
+              <m:t>t</m:t>
+            </m:r>
+          </m:e>
+          <m:sup>
+            <m:r>
               <m:t>2</m:t>
             </m:r>
-            <m:sSup>
-              <m:e>
-                <m:r>
-                  <m:t>t</m:t>
-                </m:r>
-              </m:e>
-              <m:sup>
-                <m:r>
-                  <m:t>2</m:t>
-                </m:r>
-              </m:sup>
-            </m:sSup>
-            <m:r>
-              <m:rPr>
-                <m:sty m:val="p"/>
-              </m:rPr>
-              <m:t>sin</m:t>
-            </m:r>
-            <m:d>
-              <m:dPr>
-                <m:begChr m:val="("/>
-                <m:sepChr m:val=""/>
-                <m:endChr m:val=")"/>
-                <m:grow/>
-              </m:dPr>
-              <m:e>
-                <m:r>
-                  <m:t>3</m:t>
-                </m:r>
-                <m:r>
-                  <m:t>t</m:t>
-                </m:r>
-              </m:e>
-            </m:d>
-            <m:r>
-              <m:rPr>
-                <m:sty m:val="p"/>
-              </m:rPr>
-              <m:t>+</m:t>
-            </m:r>
-            <m:d>
-              <m:dPr>
-                <m:begChr m:val="("/>
-                <m:sepChr m:val=""/>
-                <m:endChr m:val=")"/>
-                <m:grow/>
-              </m:dPr>
-              <m:e>
-                <m:sSup>
-                  <m:e>
-                    <m:r>
-                      <m:t>t</m:t>
-                    </m:r>
-                  </m:e>
-                  <m:sup>
-                    <m:r>
-                      <m:t>3</m:t>
-                    </m:r>
-                  </m:sup>
-                </m:sSup>
-                <m:r>
-                  <m:rPr>
-                    <m:sty m:val="p"/>
-                  </m:rPr>
-                  <m:t>+</m:t>
-                </m:r>
-                <m:r>
-                  <m:t>1</m:t>
-                </m:r>
-              </m:e>
-            </m:d>
-            <m:r>
-              <m:rPr>
-                <m:sty m:val="p"/>
-              </m:rPr>
-              <m:t>cos</m:t>
-            </m:r>
-            <m:d>
-              <m:dPr>
-                <m:begChr m:val="("/>
-                <m:sepChr m:val=""/>
-                <m:endChr m:val=")"/>
-                <m:grow/>
-              </m:dPr>
-              <m:e>
-                <m:r>
-                  <m:t>3</m:t>
-                </m:r>
-                <m:r>
-                  <m:t>t</m:t>
-                </m:r>
-              </m:e>
-            </m:d>
+          </m:sup>
+        </m:sSup>
+        <m:r>
+          <m:rPr>
+            <m:sty m:val="p"/>
+          </m:rPr>
+          <m:t>sin</m:t>
+        </m:r>
+        <m:r>
+          <m:rPr>
+            <m:sty m:val="p"/>
+          </m:rPr>
+          <m:t>(</m:t>
+        </m:r>
+        <m:r>
+          <m:t>3</m:t>
+        </m:r>
+        <m:r>
+          <m:t>t</m:t>
+        </m:r>
+        <m:r>
+          <m:rPr>
+            <m:sty m:val="p"/>
+          </m:rPr>
+          <m:t>)</m:t>
+        </m:r>
+        <m:r>
+          <m:rPr>
+            <m:sty m:val="p"/>
+          </m:rPr>
+          <m:t>+</m:t>
+        </m:r>
+        <m:r>
+          <m:rPr>
+            <m:sty m:val="p"/>
+          </m:rPr>
+          <m:t>(</m:t>
+        </m:r>
+        <m:sSup>
+          <m:e>
+            <m:r>
+              <m:t>t</m:t>
+            </m:r>
           </m:e>
-        </m:d>
+          <m:sup>
+            <m:r>
+              <m:t>3</m:t>
+            </m:r>
+          </m:sup>
+        </m:sSup>
+        <m:r>
+          <m:rPr>
+            <m:sty m:val="p"/>
+          </m:rPr>
+          <m:t>+</m:t>
+        </m:r>
+        <m:r>
+          <m:t>1</m:t>
+        </m:r>
+        <m:r>
+          <m:rPr>
+            <m:sty m:val="p"/>
+          </m:rPr>
+          <m:t>)</m:t>
+        </m:r>
+        <m:r>
+          <m:rPr>
+            <m:sty m:val="p"/>
+          </m:rPr>
+          <m:t>cos</m:t>
+        </m:r>
+        <m:r>
+          <m:rPr>
+            <m:sty m:val="p"/>
+          </m:rPr>
+          <m:t>(</m:t>
+        </m:r>
+        <m:r>
+          <m:t>3</m:t>
+        </m:r>
+        <m:r>
+          <m:t>t</m:t>
+        </m:r>
+        <m:r>
+          <m:rPr>
+            <m:sty m:val="p"/>
+          </m:rPr>
+          <m:t>)</m:t>
+        </m:r>
+        <m:r>
+          <m:rPr>
+            <m:sty m:val="p"/>
+          </m:rPr>
+          <m:t>)</m:t>
+        </m:r>
       </m:oMath>
       <w:r>
         <w:t xml:space="preserve">.</w:t>
@@ -2072,27 +2134,29 @@
               </m:rPr>
               <m:t>exp</m:t>
             </m:r>
-            <m:d>
-              <m:dPr>
-                <m:begChr m:val="("/>
-                <m:sepChr m:val=""/>
-                <m:endChr m:val=")"/>
-                <m:grow/>
-              </m:dPr>
+            <m:r>
+              <m:rPr>
+                <m:sty m:val="p"/>
+              </m:rPr>
+              <m:t>(</m:t>
+            </m:r>
+            <m:rad>
+              <m:radPr>
+                <m:degHide m:val="on"/>
+              </m:radPr>
+              <m:deg/>
               <m:e>
-                <m:rad>
-                  <m:radPr>
-                    <m:degHide m:val="on"/>
-                  </m:radPr>
-                  <m:deg/>
-                  <m:e>
-                    <m:r>
-                      <m:t>t</m:t>
-                    </m:r>
-                  </m:e>
-                </m:rad>
+                <m:r>
+                  <m:t>t</m:t>
+                </m:r>
               </m:e>
-            </m:d>
+            </m:rad>
+            <m:r>
+              <m:rPr>
+                <m:sty m:val="p"/>
+              </m:rPr>
+              <m:t>)</m:t>
+            </m:r>
           </m:num>
           <m:den>
             <m:r>
@@ -2126,55 +2190,59 @@
               </m:rPr>
               <m:t>ln</m:t>
             </m:r>
-            <m:d>
-              <m:dPr>
-                <m:begChr m:val="("/>
-                <m:sepChr m:val=""/>
-                <m:endChr m:val=")"/>
-                <m:grow/>
-              </m:dPr>
+            <m:r>
+              <m:rPr>
+                <m:sty m:val="p"/>
+              </m:rPr>
+              <m:t>(</m:t>
+            </m:r>
+            <m:r>
+              <m:t>t</m:t>
+            </m:r>
+            <m:r>
+              <m:rPr>
+                <m:sty m:val="p"/>
+              </m:rPr>
+              <m:t>+</m:t>
+            </m:r>
+            <m:r>
+              <m:t>2</m:t>
+            </m:r>
+            <m:r>
+              <m:rPr>
+                <m:sty m:val="p"/>
+              </m:rPr>
+              <m:t>)</m:t>
+            </m:r>
+            <m:r>
+              <m:rPr>
+                <m:sty m:val="p"/>
+              </m:rPr>
+              <m:t>exp</m:t>
+            </m:r>
+            <m:r>
+              <m:rPr>
+                <m:sty m:val="p"/>
+              </m:rPr>
+              <m:t>(</m:t>
+            </m:r>
+            <m:rad>
+              <m:radPr>
+                <m:degHide m:val="on"/>
+              </m:radPr>
+              <m:deg/>
               <m:e>
                 <m:r>
                   <m:t>t</m:t>
                 </m:r>
-                <m:r>
-                  <m:rPr>
-                    <m:sty m:val="p"/>
-                  </m:rPr>
-                  <m:t>+</m:t>
-                </m:r>
-                <m:r>
-                  <m:t>2</m:t>
-                </m:r>
               </m:e>
-            </m:d>
-            <m:r>
-              <m:rPr>
-                <m:sty m:val="p"/>
-              </m:rPr>
-              <m:t>exp</m:t>
-            </m:r>
-            <m:d>
-              <m:dPr>
-                <m:begChr m:val="("/>
-                <m:sepChr m:val=""/>
-                <m:endChr m:val=")"/>
-                <m:grow/>
-              </m:dPr>
-              <m:e>
-                <m:rad>
-                  <m:radPr>
-                    <m:degHide m:val="on"/>
-                  </m:radPr>
-                  <m:deg/>
-                  <m:e>
-                    <m:r>
-                      <m:t>t</m:t>
-                    </m:r>
-                  </m:e>
-                </m:rad>
-              </m:e>
-            </m:d>
+            </m:rad>
+            <m:r>
+              <m:rPr>
+                <m:sty m:val="p"/>
+              </m:rPr>
+              <m:t>)</m:t>
+            </m:r>
           </m:num>
           <m:den>
             <m:r>
@@ -2205,8 +2273,8 @@
         </w:pict>
       </w:r>
     </w:p>
-    <w:bookmarkEnd w:id="21"/>
-    <w:bookmarkStart w:id="22" w:name="q2"/>
+    <w:bookmarkEnd w:id="10"/>
+    <w:bookmarkStart w:id="11" w:name="q2"/>
     <w:p>
       <w:pPr>
         <w:pStyle w:val="Heading2"/>
@@ -2265,83 +2333,87 @@
         <m:r>
           <m:t>2</m:t>
         </m:r>
-        <m:d>
-          <m:dPr>
-            <m:begChr m:val="("/>
-            <m:sepChr m:val=""/>
-            <m:endChr m:val=")"/>
-            <m:grow/>
-          </m:dPr>
+        <m:r>
+          <m:rPr>
+            <m:sty m:val="p"/>
+          </m:rPr>
+          <m:t>(</m:t>
+        </m:r>
+        <m:r>
+          <m:t>s</m:t>
+        </m:r>
+        <m:r>
+          <m:rPr>
+            <m:sty m:val="p"/>
+          </m:rPr>
+          <m:t>+</m:t>
+        </m:r>
+        <m:r>
+          <m:t>t</m:t>
+        </m:r>
+        <m:r>
+          <m:rPr>
+            <m:sty m:val="p"/>
+          </m:rPr>
+          <m:t>)</m:t>
+        </m:r>
+        <m:r>
+          <m:rPr>
+            <m:sty m:val="p"/>
+          </m:rPr>
+          <m:t>(</m:t>
+        </m:r>
+        <m:r>
+          <m:t>2</m:t>
+        </m:r>
+        <m:sSup>
           <m:e>
             <m:r>
               <m:t>s</m:t>
             </m:r>
-            <m:r>
-              <m:rPr>
-                <m:sty m:val="p"/>
-              </m:rPr>
-              <m:t>+</m:t>
-            </m:r>
+          </m:e>
+          <m:sup>
+            <m:r>
+              <m:t>2</m:t>
+            </m:r>
+          </m:sup>
+        </m:sSup>
+        <m:r>
+          <m:rPr>
+            <m:sty m:val="p"/>
+          </m:rPr>
+          <m:t>+</m:t>
+        </m:r>
+        <m:r>
+          <m:t>s</m:t>
+        </m:r>
+        <m:r>
+          <m:t>t</m:t>
+        </m:r>
+        <m:r>
+          <m:rPr>
+            <m:sty m:val="p"/>
+          </m:rPr>
+          <m:t>−</m:t>
+        </m:r>
+        <m:sSup>
+          <m:e>
             <m:r>
               <m:t>t</m:t>
             </m:r>
           </m:e>
-        </m:d>
-        <m:d>
-          <m:dPr>
-            <m:begChr m:val="("/>
-            <m:sepChr m:val=""/>
-            <m:endChr m:val=")"/>
-            <m:grow/>
-          </m:dPr>
-          <m:e>
+          <m:sup>
             <m:r>
               <m:t>2</m:t>
             </m:r>
-            <m:sSup>
-              <m:e>
-                <m:r>
-                  <m:t>s</m:t>
-                </m:r>
-              </m:e>
-              <m:sup>
-                <m:r>
-                  <m:t>2</m:t>
-                </m:r>
-              </m:sup>
-            </m:sSup>
-            <m:r>
-              <m:rPr>
-                <m:sty m:val="p"/>
-              </m:rPr>
-              <m:t>+</m:t>
-            </m:r>
-            <m:r>
-              <m:t>s</m:t>
-            </m:r>
-            <m:r>
-              <m:t>t</m:t>
-            </m:r>
-            <m:r>
-              <m:rPr>
-                <m:sty m:val="p"/>
-              </m:rPr>
-              <m:t>−</m:t>
-            </m:r>
-            <m:sSup>
-              <m:e>
-                <m:r>
-                  <m:t>t</m:t>
-                </m:r>
-              </m:e>
-              <m:sup>
-                <m:r>
-                  <m:t>2</m:t>
-                </m:r>
-              </m:sup>
-            </m:sSup>
-          </m:e>
-        </m:d>
+          </m:sup>
+        </m:sSup>
+        <m:r>
+          <m:rPr>
+            <m:sty m:val="p"/>
+          </m:rPr>
+          <m:t>)</m:t>
+        </m:r>
       </m:oMath>
       <w:r>
         <w:t xml:space="preserve"> </w:t>
@@ -2389,83 +2461,87 @@
         <m:r>
           <m:t>2</m:t>
         </m:r>
-        <m:d>
-          <m:dPr>
-            <m:begChr m:val="("/>
-            <m:sepChr m:val=""/>
-            <m:endChr m:val=")"/>
-            <m:grow/>
-          </m:dPr>
+        <m:r>
+          <m:rPr>
+            <m:sty m:val="p"/>
+          </m:rPr>
+          <m:t>(</m:t>
+        </m:r>
+        <m:r>
+          <m:t>s</m:t>
+        </m:r>
+        <m:r>
+          <m:rPr>
+            <m:sty m:val="p"/>
+          </m:rPr>
+          <m:t>+</m:t>
+        </m:r>
+        <m:r>
+          <m:t>t</m:t>
+        </m:r>
+        <m:r>
+          <m:rPr>
+            <m:sty m:val="p"/>
+          </m:rPr>
+          <m:t>)</m:t>
+        </m:r>
+        <m:r>
+          <m:rPr>
+            <m:sty m:val="p"/>
+          </m:rPr>
+          <m:t>(</m:t>
+        </m:r>
+        <m:sSup>
           <m:e>
             <m:r>
               <m:t>s</m:t>
             </m:r>
-            <m:r>
-              <m:rPr>
-                <m:sty m:val="p"/>
-              </m:rPr>
-              <m:t>+</m:t>
-            </m:r>
+          </m:e>
+          <m:sup>
+            <m:r>
+              <m:t>2</m:t>
+            </m:r>
+          </m:sup>
+        </m:sSup>
+        <m:r>
+          <m:rPr>
+            <m:sty m:val="p"/>
+          </m:rPr>
+          <m:t>−</m:t>
+        </m:r>
+        <m:r>
+          <m:t>s</m:t>
+        </m:r>
+        <m:r>
+          <m:t>t</m:t>
+        </m:r>
+        <m:r>
+          <m:rPr>
+            <m:sty m:val="p"/>
+          </m:rPr>
+          <m:t>−</m:t>
+        </m:r>
+        <m:r>
+          <m:t>2</m:t>
+        </m:r>
+        <m:sSup>
+          <m:e>
             <m:r>
               <m:t>t</m:t>
             </m:r>
           </m:e>
-        </m:d>
-        <m:d>
-          <m:dPr>
-            <m:begChr m:val="("/>
-            <m:sepChr m:val=""/>
-            <m:endChr m:val=")"/>
-            <m:grow/>
-          </m:dPr>
-          <m:e>
-            <m:sSup>
-              <m:e>
-                <m:r>
-                  <m:t>s</m:t>
-                </m:r>
-              </m:e>
-              <m:sup>
-                <m:r>
-                  <m:t>2</m:t>
-                </m:r>
-              </m:sup>
-            </m:sSup>
-            <m:r>
-              <m:rPr>
-                <m:sty m:val="p"/>
-              </m:rPr>
-              <m:t>−</m:t>
-            </m:r>
-            <m:r>
-              <m:t>s</m:t>
-            </m:r>
-            <m:r>
-              <m:t>t</m:t>
-            </m:r>
-            <m:r>
-              <m:rPr>
-                <m:sty m:val="p"/>
-              </m:rPr>
-              <m:t>−</m:t>
-            </m:r>
+          <m:sup>
             <m:r>
               <m:t>2</m:t>
             </m:r>
-            <m:sSup>
-              <m:e>
-                <m:r>
-                  <m:t>t</m:t>
-                </m:r>
-              </m:e>
-              <m:sup>
-                <m:r>
-                  <m:t>2</m:t>
-                </m:r>
-              </m:sup>
-            </m:sSup>
-          </m:e>
-        </m:d>
+          </m:sup>
+        </m:sSup>
+        <m:r>
+          <m:rPr>
+            <m:sty m:val="p"/>
+          </m:rPr>
+          <m:t>)</m:t>
+        </m:r>
       </m:oMath>
       <w:r>
         <w:t xml:space="preserve">.</w:t>
@@ -2576,19 +2652,21 @@
               </m:rPr>
               <m:t>cos</m:t>
             </m:r>
-            <m:d>
-              <m:dPr>
-                <m:begChr m:val="("/>
-                <m:sepChr m:val=""/>
-                <m:endChr m:val=")"/>
-                <m:grow/>
-              </m:dPr>
-              <m:e>
-                <m:r>
-                  <m:t>t</m:t>
-                </m:r>
-              </m:e>
-            </m:d>
+            <m:r>
+              <m:rPr>
+                <m:sty m:val="p"/>
+              </m:rPr>
+              <m:t>(</m:t>
+            </m:r>
+            <m:r>
+              <m:t>t</m:t>
+            </m:r>
+            <m:r>
+              <m:rPr>
+                <m:sty m:val="p"/>
+              </m:rPr>
+              <m:t>)</m:t>
+            </m:r>
             <m:r>
               <m:rPr>
                 <m:sty m:val="p"/>
@@ -2601,19 +2679,21 @@
               </m:rPr>
               <m:t>sin</m:t>
             </m:r>
-            <m:d>
-              <m:dPr>
-                <m:begChr m:val="("/>
-                <m:sepChr m:val=""/>
-                <m:endChr m:val=")"/>
-                <m:grow/>
-              </m:dPr>
-              <m:e>
-                <m:r>
-                  <m:t>t</m:t>
-                </m:r>
-              </m:e>
-            </m:d>
+            <m:r>
+              <m:rPr>
+                <m:sty m:val="p"/>
+              </m:rPr>
+              <m:t>(</m:t>
+            </m:r>
+            <m:r>
+              <m:t>t</m:t>
+            </m:r>
+            <m:r>
+              <m:rPr>
+                <m:sty m:val="p"/>
+              </m:rPr>
+              <m:t>)</m:t>
+            </m:r>
           </m:num>
           <m:den>
             <m:r>
@@ -2622,19 +2702,21 @@
               </m:rPr>
               <m:t>cos</m:t>
             </m:r>
-            <m:d>
-              <m:dPr>
-                <m:begChr m:val="("/>
-                <m:sepChr m:val=""/>
-                <m:endChr m:val=")"/>
-                <m:grow/>
-              </m:dPr>
-              <m:e>
-                <m:r>
-                  <m:t>t</m:t>
-                </m:r>
-              </m:e>
-            </m:d>
+            <m:r>
+              <m:rPr>
+                <m:sty m:val="p"/>
+              </m:rPr>
+              <m:t>(</m:t>
+            </m:r>
+            <m:r>
+              <m:t>t</m:t>
+            </m:r>
+            <m:r>
+              <m:rPr>
+                <m:sty m:val="p"/>
+              </m:rPr>
+              <m:t>)</m:t>
+            </m:r>
             <m:r>
               <m:rPr>
                 <m:sty m:val="p"/>
@@ -2647,19 +2729,21 @@
               </m:rPr>
               <m:t>sin</m:t>
             </m:r>
-            <m:d>
-              <m:dPr>
-                <m:begChr m:val="("/>
-                <m:sepChr m:val=""/>
-                <m:endChr m:val=")"/>
-                <m:grow/>
-              </m:dPr>
-              <m:e>
-                <m:r>
-                  <m:t>t</m:t>
-                </m:r>
-              </m:e>
-            </m:d>
+            <m:r>
+              <m:rPr>
+                <m:sty m:val="p"/>
+              </m:rPr>
+              <m:t>(</m:t>
+            </m:r>
+            <m:r>
+              <m:t>t</m:t>
+            </m:r>
+            <m:r>
+              <m:rPr>
+                <m:sty m:val="p"/>
+              </m:rPr>
+              <m:t>)</m:t>
+            </m:r>
           </m:den>
         </m:f>
       </m:oMath>
@@ -2720,61 +2804,63 @@
         <m:r>
           <m:t>t</m:t>
         </m:r>
-        <m:d>
-          <m:dPr>
-            <m:begChr m:val="("/>
-            <m:sepChr m:val=""/>
-            <m:endChr m:val=")"/>
-            <m:grow/>
-          </m:dPr>
+        <m:r>
+          <m:rPr>
+            <m:sty m:val="p"/>
+          </m:rPr>
+          <m:t>(</m:t>
+        </m:r>
+        <m:sSup>
           <m:e>
-            <m:sSup>
-              <m:e>
-                <m:r>
-                  <m:t>s</m:t>
-                </m:r>
-              </m:e>
-              <m:sup>
-                <m:r>
-                  <m:t>2</m:t>
-                </m:r>
-              </m:sup>
-            </m:sSup>
-            <m:sSup>
-              <m:e>
-                <m:r>
-                  <m:t>t</m:t>
-                </m:r>
-              </m:e>
-              <m:sup>
-                <m:r>
-                  <m:t>2</m:t>
-                </m:r>
-              </m:sup>
-            </m:sSup>
-            <m:r>
-              <m:rPr>
-                <m:sty m:val="p"/>
-              </m:rPr>
-              <m:t>−</m:t>
-            </m:r>
+            <m:r>
+              <m:t>s</m:t>
+            </m:r>
+          </m:e>
+          <m:sup>
             <m:r>
               <m:t>2</m:t>
             </m:r>
-            <m:r>
-              <m:t>s</m:t>
-            </m:r>
-            <m:r>
-              <m:rPr>
-                <m:sty m:val="p"/>
-              </m:rPr>
-              <m:t>−</m:t>
-            </m:r>
+          </m:sup>
+        </m:sSup>
+        <m:sSup>
+          <m:e>
             <m:r>
               <m:t>t</m:t>
             </m:r>
           </m:e>
-        </m:d>
+          <m:sup>
+            <m:r>
+              <m:t>2</m:t>
+            </m:r>
+          </m:sup>
+        </m:sSup>
+        <m:r>
+          <m:rPr>
+            <m:sty m:val="p"/>
+          </m:rPr>
+          <m:t>−</m:t>
+        </m:r>
+        <m:r>
+          <m:t>2</m:t>
+        </m:r>
+        <m:r>
+          <m:t>s</m:t>
+        </m:r>
+        <m:r>
+          <m:rPr>
+            <m:sty m:val="p"/>
+          </m:rPr>
+          <m:t>−</m:t>
+        </m:r>
+        <m:r>
+          <m:t>t</m:t>
+        </m:r>
+        <m:r>
+          <m:rPr>
+            <m:sty m:val="p"/>
+          </m:rPr>
+          <m:t>)</m:t>
+        </m:r>
       </m:oMath>
       <w:r>
         <w:t xml:space="preserve"> </w:t>
@@ -2825,61 +2911,63 @@
         <m:r>
           <m:t>s</m:t>
         </m:r>
-        <m:d>
-          <m:dPr>
-            <m:begChr m:val="("/>
-            <m:sepChr m:val=""/>
-            <m:endChr m:val=")"/>
-            <m:grow/>
-          </m:dPr>
+        <m:r>
+          <m:rPr>
+            <m:sty m:val="p"/>
+          </m:rPr>
+          <m:t>(</m:t>
+        </m:r>
+        <m:sSup>
           <m:e>
-            <m:sSup>
-              <m:e>
-                <m:r>
-                  <m:t>s</m:t>
-                </m:r>
-              </m:e>
-              <m:sup>
-                <m:r>
-                  <m:t>2</m:t>
-                </m:r>
-              </m:sup>
-            </m:sSup>
-            <m:sSup>
-              <m:e>
-                <m:r>
-                  <m:t>t</m:t>
-                </m:r>
-              </m:e>
-              <m:sup>
-                <m:r>
-                  <m:t>2</m:t>
-                </m:r>
-              </m:sup>
-            </m:sSup>
-            <m:r>
-              <m:rPr>
-                <m:sty m:val="p"/>
-              </m:rPr>
-              <m:t>−</m:t>
-            </m:r>
             <m:r>
               <m:t>s</m:t>
             </m:r>
-            <m:r>
-              <m:rPr>
-                <m:sty m:val="p"/>
-              </m:rPr>
-              <m:t>−</m:t>
-            </m:r>
+          </m:e>
+          <m:sup>
             <m:r>
               <m:t>2</m:t>
             </m:r>
+          </m:sup>
+        </m:sSup>
+        <m:sSup>
+          <m:e>
             <m:r>
               <m:t>t</m:t>
             </m:r>
           </m:e>
-        </m:d>
+          <m:sup>
+            <m:r>
+              <m:t>2</m:t>
+            </m:r>
+          </m:sup>
+        </m:sSup>
+        <m:r>
+          <m:rPr>
+            <m:sty m:val="p"/>
+          </m:rPr>
+          <m:t>−</m:t>
+        </m:r>
+        <m:r>
+          <m:t>s</m:t>
+        </m:r>
+        <m:r>
+          <m:rPr>
+            <m:sty m:val="p"/>
+          </m:rPr>
+          <m:t>−</m:t>
+        </m:r>
+        <m:r>
+          <m:t>2</m:t>
+        </m:r>
+        <m:r>
+          <m:t>t</m:t>
+        </m:r>
+        <m:r>
+          <m:rPr>
+            <m:sty m:val="p"/>
+          </m:rPr>
+          <m:t>)</m:t>
+        </m:r>
       </m:oMath>
       <w:r>
         <w:t xml:space="preserve">.</w:t>
@@ -2947,28 +3035,30 @@
           </m:rPr>
           <m:t>exp</m:t>
         </m:r>
-        <m:d>
-          <m:dPr>
-            <m:begChr m:val="("/>
-            <m:sepChr m:val=""/>
-            <m:endChr m:val=")"/>
-            <m:grow/>
-          </m:dPr>
+        <m:r>
+          <m:rPr>
+            <m:sty m:val="p"/>
+          </m:rPr>
+          <m:t>(</m:t>
+        </m:r>
+        <m:sSup>
           <m:e>
-            <m:sSup>
-              <m:e>
-                <m:r>
-                  <m:t>s</m:t>
-                </m:r>
-              </m:e>
-              <m:sup>
-                <m:r>
-                  <m:t>2</m:t>
-                </m:r>
-              </m:sup>
-            </m:sSup>
+            <m:r>
+              <m:t>s</m:t>
+            </m:r>
           </m:e>
-        </m:d>
+          <m:sup>
+            <m:r>
+              <m:t>2</m:t>
+            </m:r>
+          </m:sup>
+        </m:sSup>
+        <m:r>
+          <m:rPr>
+            <m:sty m:val="p"/>
+          </m:rPr>
+          <m:t>)</m:t>
+        </m:r>
       </m:oMath>
       <w:r>
         <w:t xml:space="preserve"> </w:t>
@@ -3019,28 +3109,30 @@
           </m:rPr>
           <m:t>exp</m:t>
         </m:r>
-        <m:d>
-          <m:dPr>
-            <m:begChr m:val="("/>
-            <m:sepChr m:val=""/>
-            <m:endChr m:val=")"/>
-            <m:grow/>
-          </m:dPr>
+        <m:r>
+          <m:rPr>
+            <m:sty m:val="p"/>
+          </m:rPr>
+          <m:t>(</m:t>
+        </m:r>
+        <m:sSup>
           <m:e>
-            <m:sSup>
-              <m:e>
-                <m:r>
-                  <m:t>s</m:t>
-                </m:r>
-              </m:e>
-              <m:sup>
-                <m:r>
-                  <m:t>2</m:t>
-                </m:r>
-              </m:sup>
-            </m:sSup>
+            <m:r>
+              <m:t>s</m:t>
+            </m:r>
           </m:e>
-        </m:d>
+          <m:sup>
+            <m:r>
+              <m:t>2</m:t>
+            </m:r>
+          </m:sup>
+        </m:sSup>
+        <m:r>
+          <m:rPr>
+            <m:sty m:val="p"/>
+          </m:rPr>
+          <m:t>)</m:t>
+        </m:r>
       </m:oMath>
       <w:r>
         <w:t xml:space="preserve">.</w:t>
@@ -3099,84 +3191,90 @@
           </m:rPr>
           <m:t>sin</m:t>
         </m:r>
-        <m:d>
-          <m:dPr>
-            <m:begChr m:val="("/>
-            <m:sepChr m:val=""/>
-            <m:endChr m:val=")"/>
-            <m:grow/>
-          </m:dPr>
+        <m:r>
+          <m:rPr>
+            <m:sty m:val="p"/>
+          </m:rPr>
+          <m:t>(</m:t>
+        </m:r>
+        <m:r>
+          <m:t>s</m:t>
+        </m:r>
+        <m:r>
+          <m:t>t</m:t>
+        </m:r>
+        <m:r>
+          <m:rPr>
+            <m:sty m:val="p"/>
+          </m:rPr>
+          <m:t>)</m:t>
+        </m:r>
+        <m:r>
+          <m:rPr>
+            <m:sty m:val="p"/>
+          </m:rPr>
+          <m:t>+</m:t>
+        </m:r>
+        <m:r>
+          <m:t>t</m:t>
+        </m:r>
+        <m:r>
+          <m:rPr>
+            <m:sty m:val="p"/>
+          </m:rPr>
+          <m:t>(</m:t>
+        </m:r>
+        <m:r>
+          <m:t>s</m:t>
+        </m:r>
+        <m:r>
+          <m:rPr>
+            <m:sty m:val="p"/>
+          </m:rPr>
+          <m:t>−</m:t>
+        </m:r>
+        <m:sSup>
           <m:e>
             <m:r>
-              <m:t>s</m:t>
-            </m:r>
-            <m:r>
               <m:t>t</m:t>
             </m:r>
           </m:e>
-        </m:d>
-        <m:r>
-          <m:rPr>
-            <m:sty m:val="p"/>
-          </m:rPr>
-          <m:t>+</m:t>
+          <m:sup>
+            <m:r>
+              <m:t>2</m:t>
+            </m:r>
+          </m:sup>
+        </m:sSup>
+        <m:r>
+          <m:rPr>
+            <m:sty m:val="p"/>
+          </m:rPr>
+          <m:t>)</m:t>
+        </m:r>
+        <m:r>
+          <m:rPr>
+            <m:sty m:val="p"/>
+          </m:rPr>
+          <m:t>cos</m:t>
+        </m:r>
+        <m:r>
+          <m:rPr>
+            <m:sty m:val="p"/>
+          </m:rPr>
+          <m:t>(</m:t>
+        </m:r>
+        <m:r>
+          <m:t>s</m:t>
         </m:r>
         <m:r>
           <m:t>t</m:t>
         </m:r>
-        <m:d>
-          <m:dPr>
-            <m:begChr m:val="("/>
-            <m:sepChr m:val=""/>
-            <m:endChr m:val=")"/>
-            <m:grow/>
-          </m:dPr>
-          <m:e>
-            <m:r>
-              <m:t>s</m:t>
-            </m:r>
-            <m:r>
-              <m:rPr>
-                <m:sty m:val="p"/>
-              </m:rPr>
-              <m:t>−</m:t>
-            </m:r>
-            <m:sSup>
-              <m:e>
-                <m:r>
-                  <m:t>t</m:t>
-                </m:r>
-              </m:e>
-              <m:sup>
-                <m:r>
-                  <m:t>2</m:t>
-                </m:r>
-              </m:sup>
-            </m:sSup>
-          </m:e>
-        </m:d>
-        <m:r>
-          <m:rPr>
-            <m:sty m:val="p"/>
-          </m:rPr>
-          <m:t>cos</m:t>
-        </m:r>
-        <m:d>
-          <m:dPr>
-            <m:begChr m:val="("/>
-            <m:sepChr m:val=""/>
-            <m:endChr m:val=")"/>
-            <m:grow/>
-          </m:dPr>
-          <m:e>
-            <m:r>
-              <m:t>s</m:t>
-            </m:r>
-            <m:r>
-              <m:t>t</m:t>
-            </m:r>
-          </m:e>
-        </m:d>
+        <m:r>
+          <m:rPr>
+            <m:sty m:val="p"/>
+          </m:rPr>
+          <m:t>)</m:t>
+        </m:r>
       </m:oMath>
       <w:r>
         <w:t xml:space="preserve"> </w:t>
@@ -3239,84 +3337,90 @@
           </m:rPr>
           <m:t>sin</m:t>
         </m:r>
-        <m:d>
-          <m:dPr>
-            <m:begChr m:val="("/>
-            <m:sepChr m:val=""/>
-            <m:endChr m:val=")"/>
-            <m:grow/>
-          </m:dPr>
+        <m:r>
+          <m:rPr>
+            <m:sty m:val="p"/>
+          </m:rPr>
+          <m:t>(</m:t>
+        </m:r>
+        <m:r>
+          <m:t>s</m:t>
+        </m:r>
+        <m:r>
+          <m:t>t</m:t>
+        </m:r>
+        <m:r>
+          <m:rPr>
+            <m:sty m:val="p"/>
+          </m:rPr>
+          <m:t>)</m:t>
+        </m:r>
+        <m:r>
+          <m:rPr>
+            <m:sty m:val="p"/>
+          </m:rPr>
+          <m:t>+</m:t>
+        </m:r>
+        <m:r>
+          <m:t>s</m:t>
+        </m:r>
+        <m:r>
+          <m:rPr>
+            <m:sty m:val="p"/>
+          </m:rPr>
+          <m:t>(</m:t>
+        </m:r>
+        <m:r>
+          <m:t>s</m:t>
+        </m:r>
+        <m:r>
+          <m:rPr>
+            <m:sty m:val="p"/>
+          </m:rPr>
+          <m:t>−</m:t>
+        </m:r>
+        <m:sSup>
           <m:e>
             <m:r>
-              <m:t>s</m:t>
-            </m:r>
-            <m:r>
               <m:t>t</m:t>
             </m:r>
           </m:e>
-        </m:d>
-        <m:r>
-          <m:rPr>
-            <m:sty m:val="p"/>
-          </m:rPr>
-          <m:t>+</m:t>
+          <m:sup>
+            <m:r>
+              <m:t>2</m:t>
+            </m:r>
+          </m:sup>
+        </m:sSup>
+        <m:r>
+          <m:rPr>
+            <m:sty m:val="p"/>
+          </m:rPr>
+          <m:t>)</m:t>
+        </m:r>
+        <m:r>
+          <m:rPr>
+            <m:sty m:val="p"/>
+          </m:rPr>
+          <m:t>cos</m:t>
+        </m:r>
+        <m:r>
+          <m:rPr>
+            <m:sty m:val="p"/>
+          </m:rPr>
+          <m:t>(</m:t>
         </m:r>
         <m:r>
           <m:t>s</m:t>
         </m:r>
-        <m:d>
-          <m:dPr>
-            <m:begChr m:val="("/>
-            <m:sepChr m:val=""/>
-            <m:endChr m:val=")"/>
-            <m:grow/>
-          </m:dPr>
-          <m:e>
-            <m:r>
-              <m:t>s</m:t>
-            </m:r>
-            <m:r>
-              <m:rPr>
-                <m:sty m:val="p"/>
-              </m:rPr>
-              <m:t>−</m:t>
-            </m:r>
-            <m:sSup>
-              <m:e>
-                <m:r>
-                  <m:t>t</m:t>
-                </m:r>
-              </m:e>
-              <m:sup>
-                <m:r>
-                  <m:t>2</m:t>
-                </m:r>
-              </m:sup>
-            </m:sSup>
-          </m:e>
-        </m:d>
-        <m:r>
-          <m:rPr>
-            <m:sty m:val="p"/>
-          </m:rPr>
-          <m:t>cos</m:t>
-        </m:r>
-        <m:d>
-          <m:dPr>
-            <m:begChr m:val="("/>
-            <m:sepChr m:val=""/>
-            <m:endChr m:val=")"/>
-            <m:grow/>
-          </m:dPr>
-          <m:e>
-            <m:r>
-              <m:t>s</m:t>
-            </m:r>
-            <m:r>
-              <m:t>t</m:t>
-            </m:r>
-          </m:e>
-        </m:d>
+        <m:r>
+          <m:t>t</m:t>
+        </m:r>
+        <m:r>
+          <m:rPr>
+            <m:sty m:val="p"/>
+          </m:rPr>
+          <m:t>)</m:t>
+        </m:r>
       </m:oMath>
       <w:r>
         <w:t xml:space="preserve">.</w:t>
@@ -3378,60 +3482,66 @@
           </m:rPr>
           <m:t>sin</m:t>
         </m:r>
-        <m:d>
-          <m:dPr>
-            <m:begChr m:val="("/>
-            <m:sepChr m:val=""/>
-            <m:endChr m:val=")"/>
-            <m:grow/>
-          </m:dPr>
-          <m:e>
-            <m:r>
-              <m:t>s</m:t>
-            </m:r>
-          </m:e>
-        </m:d>
+        <m:r>
+          <m:rPr>
+            <m:sty m:val="p"/>
+          </m:rPr>
+          <m:t>(</m:t>
+        </m:r>
+        <m:r>
+          <m:t>s</m:t>
+        </m:r>
+        <m:r>
+          <m:rPr>
+            <m:sty m:val="p"/>
+          </m:rPr>
+          <m:t>)</m:t>
+        </m:r>
         <m:r>
           <m:rPr>
             <m:sty m:val="p"/>
           </m:rPr>
           <m:t>cos</m:t>
         </m:r>
-        <m:d>
-          <m:dPr>
-            <m:begChr m:val="("/>
-            <m:sepChr m:val=""/>
-            <m:endChr m:val=")"/>
-            <m:grow/>
-          </m:dPr>
-          <m:e>
-            <m:r>
-              <m:t>s</m:t>
-            </m:r>
-          </m:e>
-        </m:d>
+        <m:r>
+          <m:rPr>
+            <m:sty m:val="p"/>
+          </m:rPr>
+          <m:t>(</m:t>
+        </m:r>
+        <m:r>
+          <m:t>s</m:t>
+        </m:r>
+        <m:r>
+          <m:rPr>
+            <m:sty m:val="p"/>
+          </m:rPr>
+          <m:t>)</m:t>
+        </m:r>
         <m:r>
           <m:rPr>
             <m:sty m:val="p"/>
           </m:rPr>
           <m:t>cos</m:t>
         </m:r>
-        <m:d>
-          <m:dPr>
-            <m:begChr m:val="("/>
-            <m:sepChr m:val=""/>
-            <m:endChr m:val=")"/>
-            <m:grow/>
-          </m:dPr>
-          <m:e>
-            <m:r>
-              <m:t>2</m:t>
-            </m:r>
-            <m:r>
-              <m:t>t</m:t>
-            </m:r>
-          </m:e>
-        </m:d>
+        <m:r>
+          <m:rPr>
+            <m:sty m:val="p"/>
+          </m:rPr>
+          <m:t>(</m:t>
+        </m:r>
+        <m:r>
+          <m:t>2</m:t>
+        </m:r>
+        <m:r>
+          <m:t>t</m:t>
+        </m:r>
+        <m:r>
+          <m:rPr>
+            <m:sty m:val="p"/>
+          </m:rPr>
+          <m:t>)</m:t>
+        </m:r>
       </m:oMath>
       <w:r>
         <w:t xml:space="preserve"> </w:t>
@@ -3485,60 +3595,66 @@
           </m:rPr>
           <m:t>sin</m:t>
         </m:r>
-        <m:d>
-          <m:dPr>
-            <m:begChr m:val="("/>
-            <m:sepChr m:val=""/>
-            <m:endChr m:val=")"/>
-            <m:grow/>
-          </m:dPr>
-          <m:e>
-            <m:r>
-              <m:t>t</m:t>
-            </m:r>
-          </m:e>
-        </m:d>
+        <m:r>
+          <m:rPr>
+            <m:sty m:val="p"/>
+          </m:rPr>
+          <m:t>(</m:t>
+        </m:r>
+        <m:r>
+          <m:t>t</m:t>
+        </m:r>
+        <m:r>
+          <m:rPr>
+            <m:sty m:val="p"/>
+          </m:rPr>
+          <m:t>)</m:t>
+        </m:r>
         <m:r>
           <m:rPr>
             <m:sty m:val="p"/>
           </m:rPr>
           <m:t>cos</m:t>
         </m:r>
-        <m:d>
-          <m:dPr>
-            <m:begChr m:val="("/>
-            <m:sepChr m:val=""/>
-            <m:endChr m:val=")"/>
-            <m:grow/>
-          </m:dPr>
-          <m:e>
-            <m:r>
-              <m:t>t</m:t>
-            </m:r>
-          </m:e>
-        </m:d>
+        <m:r>
+          <m:rPr>
+            <m:sty m:val="p"/>
+          </m:rPr>
+          <m:t>(</m:t>
+        </m:r>
+        <m:r>
+          <m:t>t</m:t>
+        </m:r>
+        <m:r>
+          <m:rPr>
+            <m:sty m:val="p"/>
+          </m:rPr>
+          <m:t>)</m:t>
+        </m:r>
         <m:r>
           <m:rPr>
             <m:sty m:val="p"/>
           </m:rPr>
           <m:t>cos</m:t>
         </m:r>
-        <m:d>
-          <m:dPr>
-            <m:begChr m:val="("/>
-            <m:sepChr m:val=""/>
-            <m:endChr m:val=")"/>
-            <m:grow/>
-          </m:dPr>
-          <m:e>
-            <m:r>
-              <m:t>2</m:t>
-            </m:r>
-            <m:r>
-              <m:t>s</m:t>
-            </m:r>
-          </m:e>
-        </m:d>
+        <m:r>
+          <m:rPr>
+            <m:sty m:val="p"/>
+          </m:rPr>
+          <m:t>(</m:t>
+        </m:r>
+        <m:r>
+          <m:t>2</m:t>
+        </m:r>
+        <m:r>
+          <m:t>s</m:t>
+        </m:r>
+        <m:r>
+          <m:rPr>
+            <m:sty m:val="p"/>
+          </m:rPr>
+          <m:t>)</m:t>
+        </m:r>
       </m:oMath>
       <w:r>
         <w:t xml:space="preserve">.</w:t>
@@ -3897,31 +4013,33 @@
           </m:rPr>
           <m:t>=</m:t>
         </m:r>
-        <m:d>
-          <m:dPr>
-            <m:begChr m:val="("/>
-            <m:sepChr m:val=""/>
-            <m:endChr m:val=")"/>
-            <m:grow/>
-          </m:dPr>
-          <m:e>
-            <m:r>
-              <m:t>2</m:t>
-            </m:r>
-            <m:r>
-              <m:t>s</m:t>
-            </m:r>
-            <m:r>
-              <m:rPr>
-                <m:sty m:val="p"/>
-              </m:rPr>
-              <m:t>+</m:t>
-            </m:r>
-            <m:r>
-              <m:t>1</m:t>
-            </m:r>
-          </m:e>
-        </m:d>
+        <m:r>
+          <m:rPr>
+            <m:sty m:val="p"/>
+          </m:rPr>
+          <m:t>(</m:t>
+        </m:r>
+        <m:r>
+          <m:t>2</m:t>
+        </m:r>
+        <m:r>
+          <m:t>s</m:t>
+        </m:r>
+        <m:r>
+          <m:rPr>
+            <m:sty m:val="p"/>
+          </m:rPr>
+          <m:t>+</m:t>
+        </m:r>
+        <m:r>
+          <m:t>1</m:t>
+        </m:r>
+        <m:r>
+          <m:rPr>
+            <m:sty m:val="p"/>
+          </m:rPr>
+          <m:t>)</m:t>
+        </m:r>
         <m:sSup>
           <m:e>
             <m:r>
@@ -3937,64 +4055,66 @@
             </m:r>
           </m:sup>
         </m:sSup>
-        <m:d>
-          <m:dPr>
-            <m:begChr m:val="("/>
-            <m:sepChr m:val=""/>
-            <m:endChr m:val=")"/>
-            <m:grow/>
-          </m:dPr>
+        <m:r>
+          <m:rPr>
+            <m:sty m:val="p"/>
+          </m:rPr>
+          <m:t>(</m:t>
+        </m:r>
+        <m:sSup>
           <m:e>
-            <m:sSup>
-              <m:e>
-                <m:r>
-                  <m:t>s</m:t>
-                </m:r>
-              </m:e>
-              <m:sup>
-                <m:r>
-                  <m:t>2</m:t>
-                </m:r>
-              </m:sup>
-            </m:sSup>
-            <m:r>
-              <m:rPr>
-                <m:sty m:val="p"/>
-              </m:rPr>
-              <m:t>+</m:t>
-            </m:r>
             <m:r>
               <m:t>s</m:t>
             </m:r>
-            <m:r>
-              <m:rPr>
-                <m:sty m:val="p"/>
-              </m:rPr>
-              <m:t>+</m:t>
-            </m:r>
-            <m:sSup>
-              <m:e>
-                <m:r>
-                  <m:t>t</m:t>
-                </m:r>
-              </m:e>
-              <m:sup>
-                <m:r>
-                  <m:t>2</m:t>
-                </m:r>
-              </m:sup>
-            </m:sSup>
-            <m:r>
-              <m:rPr>
-                <m:sty m:val="p"/>
-              </m:rPr>
-              <m:t>−</m:t>
-            </m:r>
+          </m:e>
+          <m:sup>
+            <m:r>
+              <m:t>2</m:t>
+            </m:r>
+          </m:sup>
+        </m:sSup>
+        <m:r>
+          <m:rPr>
+            <m:sty m:val="p"/>
+          </m:rPr>
+          <m:t>+</m:t>
+        </m:r>
+        <m:r>
+          <m:t>s</m:t>
+        </m:r>
+        <m:r>
+          <m:rPr>
+            <m:sty m:val="p"/>
+          </m:rPr>
+          <m:t>+</m:t>
+        </m:r>
+        <m:sSup>
+          <m:e>
             <m:r>
               <m:t>t</m:t>
             </m:r>
           </m:e>
-        </m:d>
+          <m:sup>
+            <m:r>
+              <m:t>2</m:t>
+            </m:r>
+          </m:sup>
+        </m:sSup>
+        <m:r>
+          <m:rPr>
+            <m:sty m:val="p"/>
+          </m:rPr>
+          <m:t>−</m:t>
+        </m:r>
+        <m:r>
+          <m:t>t</m:t>
+        </m:r>
+        <m:r>
+          <m:rPr>
+            <m:sty m:val="p"/>
+          </m:rPr>
+          <m:t>)</m:t>
+        </m:r>
       </m:oMath>
       <w:r>
         <w:t xml:space="preserve"> </w:t>
@@ -4039,31 +4159,33 @@
           </m:rPr>
           <m:t>=</m:t>
         </m:r>
-        <m:d>
-          <m:dPr>
-            <m:begChr m:val="("/>
-            <m:sepChr m:val=""/>
-            <m:endChr m:val=")"/>
-            <m:grow/>
-          </m:dPr>
-          <m:e>
-            <m:r>
-              <m:t>2</m:t>
-            </m:r>
-            <m:r>
-              <m:t>t</m:t>
-            </m:r>
-            <m:r>
-              <m:rPr>
-                <m:sty m:val="p"/>
-              </m:rPr>
-              <m:t>−</m:t>
-            </m:r>
-            <m:r>
-              <m:t>1</m:t>
-            </m:r>
-          </m:e>
-        </m:d>
+        <m:r>
+          <m:rPr>
+            <m:sty m:val="p"/>
+          </m:rPr>
+          <m:t>(</m:t>
+        </m:r>
+        <m:r>
+          <m:t>2</m:t>
+        </m:r>
+        <m:r>
+          <m:t>t</m:t>
+        </m:r>
+        <m:r>
+          <m:rPr>
+            <m:sty m:val="p"/>
+          </m:rPr>
+          <m:t>−</m:t>
+        </m:r>
+        <m:r>
+          <m:t>1</m:t>
+        </m:r>
+        <m:r>
+          <m:rPr>
+            <m:sty m:val="p"/>
+          </m:rPr>
+          <m:t>)</m:t>
+        </m:r>
         <m:sSup>
           <m:e>
             <m:r>
@@ -4079,64 +4201,66 @@
             </m:r>
           </m:sup>
         </m:sSup>
-        <m:d>
-          <m:dPr>
-            <m:begChr m:val="("/>
-            <m:sepChr m:val=""/>
-            <m:endChr m:val=")"/>
-            <m:grow/>
-          </m:dPr>
+        <m:r>
+          <m:rPr>
+            <m:sty m:val="p"/>
+          </m:rPr>
+          <m:t>(</m:t>
+        </m:r>
+        <m:sSup>
           <m:e>
-            <m:sSup>
-              <m:e>
-                <m:r>
-                  <m:t>s</m:t>
-                </m:r>
-              </m:e>
-              <m:sup>
-                <m:r>
-                  <m:t>2</m:t>
-                </m:r>
-              </m:sup>
-            </m:sSup>
-            <m:r>
-              <m:rPr>
-                <m:sty m:val="p"/>
-              </m:rPr>
-              <m:t>+</m:t>
-            </m:r>
             <m:r>
               <m:t>s</m:t>
             </m:r>
-            <m:r>
-              <m:rPr>
-                <m:sty m:val="p"/>
-              </m:rPr>
-              <m:t>+</m:t>
-            </m:r>
-            <m:sSup>
-              <m:e>
-                <m:r>
-                  <m:t>t</m:t>
-                </m:r>
-              </m:e>
-              <m:sup>
-                <m:r>
-                  <m:t>2</m:t>
-                </m:r>
-              </m:sup>
-            </m:sSup>
-            <m:r>
-              <m:rPr>
-                <m:sty m:val="p"/>
-              </m:rPr>
-              <m:t>−</m:t>
-            </m:r>
+          </m:e>
+          <m:sup>
+            <m:r>
+              <m:t>2</m:t>
+            </m:r>
+          </m:sup>
+        </m:sSup>
+        <m:r>
+          <m:rPr>
+            <m:sty m:val="p"/>
+          </m:rPr>
+          <m:t>+</m:t>
+        </m:r>
+        <m:r>
+          <m:t>s</m:t>
+        </m:r>
+        <m:r>
+          <m:rPr>
+            <m:sty m:val="p"/>
+          </m:rPr>
+          <m:t>+</m:t>
+        </m:r>
+        <m:sSup>
+          <m:e>
             <m:r>
               <m:t>t</m:t>
             </m:r>
           </m:e>
-        </m:d>
+          <m:sup>
+            <m:r>
+              <m:t>2</m:t>
+            </m:r>
+          </m:sup>
+        </m:sSup>
+        <m:r>
+          <m:rPr>
+            <m:sty m:val="p"/>
+          </m:rPr>
+          <m:t>−</m:t>
+        </m:r>
+        <m:r>
+          <m:t>t</m:t>
+        </m:r>
+        <m:r>
+          <m:rPr>
+            <m:sty m:val="p"/>
+          </m:rPr>
+          <m:t>)</m:t>
+        </m:r>
       </m:oMath>
       <w:r>
         <w:t xml:space="preserve">.</w:t>
@@ -4341,8 +4465,8 @@
         </w:pict>
       </w:r>
     </w:p>
-    <w:bookmarkEnd w:id="22"/>
-    <w:bookmarkStart w:id="23" w:name="q3"/>
+    <w:bookmarkEnd w:id="11"/>
+    <w:bookmarkStart w:id="12" w:name="q3"/>
     <w:p>
       <w:pPr>
         <w:pStyle w:val="Heading2"/>
@@ -4404,37 +4528,39 @@
         <m:r>
           <m:t>s</m:t>
         </m:r>
-        <m:d>
-          <m:dPr>
-            <m:begChr m:val="("/>
-            <m:sepChr m:val=""/>
-            <m:endChr m:val=")"/>
-            <m:grow/>
-          </m:dPr>
+        <m:r>
+          <m:rPr>
+            <m:sty m:val="p"/>
+          </m:rPr>
+          <m:t>(</m:t>
+        </m:r>
+        <m:sSup>
           <m:e>
-            <m:sSup>
-              <m:e>
-                <m:r>
-                  <m:t>t</m:t>
-                </m:r>
-              </m:e>
-              <m:sup>
-                <m:r>
-                  <m:t>2</m:t>
-                </m:r>
-              </m:sup>
-            </m:sSup>
-            <m:r>
-              <m:rPr>
-                <m:sty m:val="p"/>
-              </m:rPr>
-              <m:t>+</m:t>
-            </m:r>
+            <m:r>
+              <m:t>t</m:t>
+            </m:r>
+          </m:e>
+          <m:sup>
             <m:r>
               <m:t>2</m:t>
             </m:r>
-          </m:e>
-        </m:d>
+          </m:sup>
+        </m:sSup>
+        <m:r>
+          <m:rPr>
+            <m:sty m:val="p"/>
+          </m:rPr>
+          <m:t>+</m:t>
+        </m:r>
+        <m:r>
+          <m:t>2</m:t>
+        </m:r>
+        <m:r>
+          <m:rPr>
+            <m:sty m:val="p"/>
+          </m:rPr>
+          <m:t>)</m:t>
+        </m:r>
       </m:oMath>
       <w:r>
         <w:t xml:space="preserve"> </w:t>
@@ -4485,37 +4611,39 @@
         <m:r>
           <m:t>t</m:t>
         </m:r>
-        <m:d>
-          <m:dPr>
-            <m:begChr m:val="("/>
-            <m:sepChr m:val=""/>
-            <m:endChr m:val=")"/>
-            <m:grow/>
-          </m:dPr>
+        <m:r>
+          <m:rPr>
+            <m:sty m:val="p"/>
+          </m:rPr>
+          <m:t>(</m:t>
+        </m:r>
+        <m:sSup>
           <m:e>
-            <m:sSup>
-              <m:e>
-                <m:r>
-                  <m:t>s</m:t>
-                </m:r>
-              </m:e>
-              <m:sup>
-                <m:r>
-                  <m:t>2</m:t>
-                </m:r>
-              </m:sup>
-            </m:sSup>
-            <m:r>
-              <m:rPr>
-                <m:sty m:val="p"/>
-              </m:rPr>
-              <m:t>+</m:t>
-            </m:r>
+            <m:r>
+              <m:t>s</m:t>
+            </m:r>
+          </m:e>
+          <m:sup>
             <m:r>
               <m:t>2</m:t>
             </m:r>
-          </m:e>
-        </m:d>
+          </m:sup>
+        </m:sSup>
+        <m:r>
+          <m:rPr>
+            <m:sty m:val="p"/>
+          </m:rPr>
+          <m:t>+</m:t>
+        </m:r>
+        <m:r>
+          <m:t>2</m:t>
+        </m:r>
+        <m:r>
+          <m:rPr>
+            <m:sty m:val="p"/>
+          </m:rPr>
+          <m:t>)</m:t>
+        </m:r>
       </m:oMath>
       <w:r>
         <w:t xml:space="preserve">.</w:t>
@@ -4571,40 +4699,42 @@
         <m:r>
           <m:t>t</m:t>
         </m:r>
-        <m:d>
-          <m:dPr>
-            <m:begChr m:val="("/>
-            <m:sepChr m:val=""/>
-            <m:endChr m:val=")"/>
-            <m:grow/>
-          </m:dPr>
-          <m:e>
-            <m:r>
-              <m:t>2</m:t>
-            </m:r>
-            <m:r>
-              <m:t>s</m:t>
-            </m:r>
-            <m:r>
-              <m:rPr>
-                <m:sty m:val="p"/>
-              </m:rPr>
-              <m:t>+</m:t>
-            </m:r>
-            <m:r>
-              <m:t>t</m:t>
-            </m:r>
-            <m:r>
-              <m:rPr>
-                <m:sty m:val="p"/>
-              </m:rPr>
-              <m:t>+</m:t>
-            </m:r>
-            <m:r>
-              <m:t>u</m:t>
-            </m:r>
-          </m:e>
-        </m:d>
+        <m:r>
+          <m:rPr>
+            <m:sty m:val="p"/>
+          </m:rPr>
+          <m:t>(</m:t>
+        </m:r>
+        <m:r>
+          <m:t>2</m:t>
+        </m:r>
+        <m:r>
+          <m:t>s</m:t>
+        </m:r>
+        <m:r>
+          <m:rPr>
+            <m:sty m:val="p"/>
+          </m:rPr>
+          <m:t>+</m:t>
+        </m:r>
+        <m:r>
+          <m:t>t</m:t>
+        </m:r>
+        <m:r>
+          <m:rPr>
+            <m:sty m:val="p"/>
+          </m:rPr>
+          <m:t>+</m:t>
+        </m:r>
+        <m:r>
+          <m:t>u</m:t>
+        </m:r>
+        <m:r>
+          <m:rPr>
+            <m:sty m:val="p"/>
+          </m:rPr>
+          <m:t>)</m:t>
+        </m:r>
       </m:oMath>
       <w:r>
         <w:t xml:space="preserve"> </w:t>
@@ -4652,40 +4782,42 @@
         <m:r>
           <m:t>s</m:t>
         </m:r>
-        <m:d>
-          <m:dPr>
-            <m:begChr m:val="("/>
-            <m:sepChr m:val=""/>
-            <m:endChr m:val=")"/>
-            <m:grow/>
-          </m:dPr>
-          <m:e>
-            <m:r>
-              <m:t>s</m:t>
-            </m:r>
-            <m:r>
-              <m:rPr>
-                <m:sty m:val="p"/>
-              </m:rPr>
-              <m:t>+</m:t>
-            </m:r>
-            <m:r>
-              <m:t>2</m:t>
-            </m:r>
-            <m:r>
-              <m:t>t</m:t>
-            </m:r>
-            <m:r>
-              <m:rPr>
-                <m:sty m:val="p"/>
-              </m:rPr>
-              <m:t>+</m:t>
-            </m:r>
-            <m:r>
-              <m:t>u</m:t>
-            </m:r>
-          </m:e>
-        </m:d>
+        <m:r>
+          <m:rPr>
+            <m:sty m:val="p"/>
+          </m:rPr>
+          <m:t>(</m:t>
+        </m:r>
+        <m:r>
+          <m:t>s</m:t>
+        </m:r>
+        <m:r>
+          <m:rPr>
+            <m:sty m:val="p"/>
+          </m:rPr>
+          <m:t>+</m:t>
+        </m:r>
+        <m:r>
+          <m:t>2</m:t>
+        </m:r>
+        <m:r>
+          <m:t>t</m:t>
+        </m:r>
+        <m:r>
+          <m:rPr>
+            <m:sty m:val="p"/>
+          </m:rPr>
+          <m:t>+</m:t>
+        </m:r>
+        <m:r>
+          <m:t>u</m:t>
+        </m:r>
+        <m:r>
+          <m:rPr>
+            <m:sty m:val="p"/>
+          </m:rPr>
+          <m:t>)</m:t>
+        </m:r>
         <m:r>
           <m:rPr>
             <m:sty m:val="p"/>
@@ -4830,40 +4962,42 @@
           </m:rPr>
           <m:t>cos</m:t>
         </m:r>
-        <m:d>
-          <m:dPr>
-            <m:begChr m:val="("/>
-            <m:sepChr m:val=""/>
-            <m:endChr m:val=")"/>
-            <m:grow/>
-          </m:dPr>
+        <m:r>
+          <m:rPr>
+            <m:sty m:val="p"/>
+          </m:rPr>
+          <m:t>(</m:t>
+        </m:r>
+        <m:sSup>
           <m:e>
-            <m:sSup>
-              <m:e>
-                <m:r>
-                  <m:t>s</m:t>
-                </m:r>
-              </m:e>
-              <m:sup>
-                <m:r>
-                  <m:t>2</m:t>
-                </m:r>
-              </m:sup>
-            </m:sSup>
-            <m:sSup>
-              <m:e>
-                <m:r>
-                  <m:t>t</m:t>
-                </m:r>
-              </m:e>
-              <m:sup>
-                <m:r>
-                  <m:t>2</m:t>
-                </m:r>
-              </m:sup>
-            </m:sSup>
+            <m:r>
+              <m:t>s</m:t>
+            </m:r>
           </m:e>
-        </m:d>
+          <m:sup>
+            <m:r>
+              <m:t>2</m:t>
+            </m:r>
+          </m:sup>
+        </m:sSup>
+        <m:sSup>
+          <m:e>
+            <m:r>
+              <m:t>t</m:t>
+            </m:r>
+          </m:e>
+          <m:sup>
+            <m:r>
+              <m:t>2</m:t>
+            </m:r>
+          </m:sup>
+        </m:sSup>
+        <m:r>
+          <m:rPr>
+            <m:sty m:val="p"/>
+          </m:rPr>
+          <m:t>)</m:t>
+        </m:r>
         <m:r>
           <m:rPr>
             <m:sty m:val="p"/>
@@ -4876,28 +5010,30 @@
           </m:rPr>
           <m:t>sin</m:t>
         </m:r>
-        <m:d>
-          <m:dPr>
-            <m:begChr m:val="("/>
-            <m:sepChr m:val=""/>
-            <m:endChr m:val=")"/>
-            <m:grow/>
-          </m:dPr>
-          <m:e>
-            <m:r>
-              <m:t>s</m:t>
-            </m:r>
-            <m:r>
-              <m:rPr>
-                <m:sty m:val="p"/>
-              </m:rPr>
-              <m:t>+</m:t>
-            </m:r>
-            <m:r>
-              <m:t>t</m:t>
-            </m:r>
-          </m:e>
-        </m:d>
+        <m:r>
+          <m:rPr>
+            <m:sty m:val="p"/>
+          </m:rPr>
+          <m:t>(</m:t>
+        </m:r>
+        <m:r>
+          <m:t>s</m:t>
+        </m:r>
+        <m:r>
+          <m:rPr>
+            <m:sty m:val="p"/>
+          </m:rPr>
+          <m:t>+</m:t>
+        </m:r>
+        <m:r>
+          <m:t>t</m:t>
+        </m:r>
+        <m:r>
+          <m:rPr>
+            <m:sty m:val="p"/>
+          </m:rPr>
+          <m:t>)</m:t>
+        </m:r>
       </m:oMath>
       <w:r>
         <w:t xml:space="preserve"> </w:t>
@@ -4966,40 +5102,42 @@
           </m:rPr>
           <m:t>cos</m:t>
         </m:r>
-        <m:d>
-          <m:dPr>
-            <m:begChr m:val="("/>
-            <m:sepChr m:val=""/>
-            <m:endChr m:val=")"/>
-            <m:grow/>
-          </m:dPr>
+        <m:r>
+          <m:rPr>
+            <m:sty m:val="p"/>
+          </m:rPr>
+          <m:t>(</m:t>
+        </m:r>
+        <m:sSup>
           <m:e>
-            <m:sSup>
-              <m:e>
-                <m:r>
-                  <m:t>s</m:t>
-                </m:r>
-              </m:e>
-              <m:sup>
-                <m:r>
-                  <m:t>2</m:t>
-                </m:r>
-              </m:sup>
-            </m:sSup>
-            <m:sSup>
-              <m:e>
-                <m:r>
-                  <m:t>t</m:t>
-                </m:r>
-              </m:e>
-              <m:sup>
-                <m:r>
-                  <m:t>2</m:t>
-                </m:r>
-              </m:sup>
-            </m:sSup>
+            <m:r>
+              <m:t>s</m:t>
+            </m:r>
           </m:e>
-        </m:d>
+          <m:sup>
+            <m:r>
+              <m:t>2</m:t>
+            </m:r>
+          </m:sup>
+        </m:sSup>
+        <m:sSup>
+          <m:e>
+            <m:r>
+              <m:t>t</m:t>
+            </m:r>
+          </m:e>
+          <m:sup>
+            <m:r>
+              <m:t>2</m:t>
+            </m:r>
+          </m:sup>
+        </m:sSup>
+        <m:r>
+          <m:rPr>
+            <m:sty m:val="p"/>
+          </m:rPr>
+          <m:t>)</m:t>
+        </m:r>
         <m:r>
           <m:rPr>
             <m:sty m:val="p"/>
@@ -5012,28 +5150,30 @@
           </m:rPr>
           <m:t>sin</m:t>
         </m:r>
-        <m:d>
-          <m:dPr>
-            <m:begChr m:val="("/>
-            <m:sepChr m:val=""/>
-            <m:endChr m:val=")"/>
-            <m:grow/>
-          </m:dPr>
-          <m:e>
-            <m:r>
-              <m:t>s</m:t>
-            </m:r>
-            <m:r>
-              <m:rPr>
-                <m:sty m:val="p"/>
-              </m:rPr>
-              <m:t>+</m:t>
-            </m:r>
-            <m:r>
-              <m:t>t</m:t>
-            </m:r>
-          </m:e>
-        </m:d>
+        <m:r>
+          <m:rPr>
+            <m:sty m:val="p"/>
+          </m:rPr>
+          <m:t>(</m:t>
+        </m:r>
+        <m:r>
+          <m:t>s</m:t>
+        </m:r>
+        <m:r>
+          <m:rPr>
+            <m:sty m:val="p"/>
+          </m:rPr>
+          <m:t>+</m:t>
+        </m:r>
+        <m:r>
+          <m:t>t</m:t>
+        </m:r>
+        <m:r>
+          <m:rPr>
+            <m:sty m:val="p"/>
+          </m:rPr>
+          <m:t>)</m:t>
+        </m:r>
       </m:oMath>
       <w:r>
         <w:t xml:space="preserve">.</w:t>
@@ -5228,8 +5368,8 @@
         </w:pict>
       </w:r>
     </w:p>
-    <w:bookmarkEnd w:id="23"/>
-    <w:bookmarkStart w:id="25" w:name="version-history-and-licensing"/>
+    <w:bookmarkEnd w:id="12"/>
+    <w:bookmarkStart w:id="14" w:name="version-history-and-licensing"/>
     <w:p>
       <w:pPr>
         <w:pStyle w:val="Heading2"/>
@@ -5250,7 +5390,7 @@
       <w:pPr>
         <w:pStyle w:val="BodyText"/>
       </w:pPr>
-      <w:hyperlink r:id="rId24">
+      <w:hyperlink r:id="rId13">
         <w:r>
           <w:rPr>
             <w:rStyle w:val="Hyperlink"/>
@@ -5259,7 +5399,7 @@
         </w:r>
       </w:hyperlink>
     </w:p>
-    <w:bookmarkEnd w:id="25"/>
+    <w:bookmarkEnd w:id="14"/>
     <w:sectPr>
       <w:pgSz w:h="15840" w:w="12240"/>
       <w:pgMar w:bottom="1440" w:footer="720" w:gutter="0" w:header="720" w:left="1440" w:right="1440" w:top="1440"/>
